--- a/DxPS_TO-BE_HLD_LLD.docx
+++ b/DxPS_TO-BE_HLD_LLD.docx
@@ -1,6 +1,6 @@
 
 <file path=word/document.xml><?xml version="1.0" encoding="utf-8"?>
-<w:document xmlns:wpc="http://schemas.microsoft.com/office/word/2010/wordprocessingCanvas" xmlns:cx="http://schemas.microsoft.com/office/drawing/2014/chartex" xmlns:cx1="http://schemas.microsoft.com/office/drawing/2015/9/8/chartex" xmlns:cx2="http://schemas.microsoft.com/office/drawing/2015/10/21/chartex" xmlns:cx3="http://schemas.microsoft.com/office/drawing/2016/5/9/chartex" xmlns:cx4="http://schemas.microsoft.com/office/drawing/2016/5/10/chartex" xmlns:cx5="http://schemas.microsoft.com/office/drawing/2016/5/11/chartex" xmlns:cx6="http://schemas.microsoft.com/office/drawing/2016/5/12/chartex" xmlns:cx7="http://schemas.microsoft.com/office/drawing/2016/5/13/chartex" xmlns:cx8="http://schemas.microsoft.com/office/drawing/2016/5/14/chartex" xmlns:mc="http://schemas.openxmlformats.org/markup-compatibility/2006" xmlns:aink="http://schemas.microsoft.com/office/drawing/2016/ink" xmlns:am3d="http://schemas.microsoft.com/office/drawing/2017/model3d" xmlns:o="urn:schemas-microsoft-com:office:office" xmlns:oel="http://schemas.microsoft.com/office/2019/extlst" xmlns:r="http://schemas.openxmlformats.org/officeDocument/2006/relationships" xmlns:m="http://schemas.openxmlformats.org/officeDocument/2006/math" xmlns:v="urn:schemas-microsoft-com:vml" xmlns:wp14="http://schemas.microsoft.com/office/word/2010/wordprocessingDrawing" xmlns:wp="http://schemas.openxmlformats.org/drawingml/2006/wordprocessingDrawing" xmlns:w10="urn:schemas-microsoft-com:office:word" xmlns:w="http://schemas.openxmlformats.org/wordprocessingml/2006/main" xmlns:w14="http://schemas.microsoft.com/office/word/2010/wordml" xmlns:w15="http://schemas.microsoft.com/office/word/2012/wordml" xmlns:w16cex="http://schemas.microsoft.com/office/word/2018/wordml/cex" xmlns:w16cid="http://schemas.microsoft.com/office/word/2016/wordml/cid" xmlns:w16="http://schemas.microsoft.com/office/word/2018/wordml" xmlns:w16du="http://schemas.microsoft.com/office/word/2023/wordml/word16du" xmlns:w16sdtdh="http://schemas.microsoft.com/office/word/2020/wordml/sdtdatahash" xmlns:w16sdtfl="http://schemas.microsoft.com/office/word/2024/wordml/sdtformatlock" xmlns:w16se="http://schemas.microsoft.com/office/word/2015/wordml/symex" xmlns:wpg="http://schemas.microsoft.com/office/word/2010/wordprocessingGroup" xmlns:wpi="http://schemas.microsoft.com/office/word/2010/wordprocessingInk" xmlns:wne="http://schemas.microsoft.com/office/word/2006/wordml" xmlns:wps="http://schemas.microsoft.com/office/word/2010/wordprocessingShape" mc:Ignorable="w14 w15 w16se w16cid w16 w16cex w16sdtdh w16sdtfl w16du wp14">
+<w:document xmlns:wpc="http://schemas.microsoft.com/office/word/2010/wordprocessingCanvas" xmlns:cx="http://schemas.microsoft.com/office/drawing/2014/chartex" xmlns:cx1="http://schemas.microsoft.com/office/drawing/2015/9/8/chartex" xmlns:cx2="http://schemas.microsoft.com/office/drawing/2015/10/21/chartex" xmlns:cx3="http://schemas.microsoft.com/office/drawing/2016/5/9/chartex" xmlns:cx4="http://schemas.microsoft.com/office/drawing/2016/5/10/chartex" xmlns:cx5="http://schemas.microsoft.com/office/drawing/2016/5/11/chartex" xmlns:cx6="http://schemas.microsoft.com/office/drawing/2016/5/12/chartex" xmlns:cx7="http://schemas.microsoft.com/office/drawing/2016/5/13/chartex" xmlns:cx8="http://schemas.microsoft.com/office/drawing/2016/5/14/chartex" xmlns:mc="http://schemas.openxmlformats.org/markup-compatibility/2006" xmlns:m="http://schemas.openxmlformats.org/officeDocument/2006/math" xmlns:aink="http://schemas.microsoft.com/office/drawing/2016/ink" xmlns:am3d="http://schemas.microsoft.com/office/drawing/2017/model3d" xmlns:oel="http://schemas.microsoft.com/office/2019/extlst" xmlns:r="http://schemas.openxmlformats.org/officeDocument/2006/relationships" xmlns:wp14="http://schemas.microsoft.com/office/word/2010/wordprocessingDrawing" xmlns:wp="http://schemas.openxmlformats.org/drawingml/2006/wordprocessingDrawing" xmlns:wpg="http://schemas.microsoft.com/office/word/2010/wordprocessingGroup" xmlns:wpi="http://schemas.microsoft.com/office/word/2010/wordprocessingInk" xmlns:wps="http://schemas.microsoft.com/office/word/2010/wordprocessingShape" xmlns:o="urn:schemas-microsoft-com:office:office" xmlns:v="urn:schemas-microsoft-com:vml" xmlns:w10="urn:schemas-microsoft-com:office:word" xmlns:w="http://schemas.openxmlformats.org/wordprocessingml/2006/main" xmlns:w14="http://schemas.microsoft.com/office/word/2010/wordml" xmlns:w15="http://schemas.microsoft.com/office/word/2012/wordml" xmlns:w16cex="http://schemas.microsoft.com/office/word/2018/wordml/cex" xmlns:w16cid="http://schemas.microsoft.com/office/word/2016/wordml/cid" xmlns:w16="http://schemas.microsoft.com/office/word/2018/wordml" xmlns:w16sdtdh="http://schemas.microsoft.com/office/word/2020/wordml/sdtdatahash" xmlns:w16sdtfl="http://schemas.microsoft.com/office/word/2024/wordml/sdtformatlock" xmlns:w16se="http://schemas.microsoft.com/office/word/2015/wordml/symex" xmlns:w16du="http://schemas.microsoft.com/office/word/2023/wordml/word16du" xmlns:wne="http://schemas.microsoft.com/office/word/2006/wordml" mc:Ignorable="w14 w15 w16se w16cid w16 w16cex w16sdtdh w16sdtfl w16du wp14">
   <w:body>
     <w:p/>
     <w:p/>
@@ -179,7 +179,7 @@
                 <w:rFonts w:eastAsia="Calibri"/>
                 <w:sz w:val="17"/>
               </w:rPr>
-              <w:t>1.1 (Draft for architecture review)</w:t>
+              <w:t>1.2 (Draft for architecture review)</w:t>
             </w:r>
           </w:p>
         </w:tc>
@@ -212,7 +212,7 @@
                 <w:rFonts w:eastAsia="Calibri"/>
                 <w:sz w:val="17"/>
               </w:rPr>
-              <w:t>06 October 2026</w:t>
+              <w:t>17 October 2026</w:t>
             </w:r>
           </w:p>
         </w:tc>
@@ -433,7 +433,7 @@
       <w:r>
         <w:fldChar w:fldCharType="separate"/>
       </w:r>
-      <w:hyperlink w:anchor="_Toc242189693" w:history="1">
+      <w:hyperlink w:anchor="_Toc243095605" w:history="1">
         <w:r>
           <w:rPr>
             <w:rStyle w:val="Hyperlink"/>
@@ -460,7 +460,7 @@
             <w:noProof/>
             <w:webHidden/>
           </w:rPr>
-          <w:instrText xml:space="preserve"> PAGEREF _Toc242189693 \h </w:instrText>
+          <w:instrText xml:space="preserve"> PAGEREF _Toc243095605 \h </w:instrText>
         </w:r>
         <w:r>
           <w:rPr>
@@ -501,7 +501,7 @@
           <w:noProof/>
         </w:rPr>
       </w:pPr>
-      <w:hyperlink w:anchor="_Toc242189694" w:history="1">
+      <w:hyperlink w:anchor="_Toc243095606" w:history="1">
         <w:r>
           <w:rPr>
             <w:rStyle w:val="Hyperlink"/>
@@ -528,7 +528,7 @@
             <w:noProof/>
             <w:webHidden/>
           </w:rPr>
-          <w:instrText xml:space="preserve"> PAGEREF _Toc242189694 \h </w:instrText>
+          <w:instrText xml:space="preserve"> PAGEREF _Toc243095606 \h </w:instrText>
         </w:r>
         <w:r>
           <w:rPr>
@@ -569,7 +569,7 @@
           <w:noProof/>
         </w:rPr>
       </w:pPr>
-      <w:hyperlink w:anchor="_Toc242189695" w:history="1">
+      <w:hyperlink w:anchor="_Toc243095607" w:history="1">
         <w:r>
           <w:rPr>
             <w:rStyle w:val="Hyperlink"/>
@@ -596,7 +596,7 @@
             <w:noProof/>
             <w:webHidden/>
           </w:rPr>
-          <w:instrText xml:space="preserve"> PAGEREF _Toc242189695 \h </w:instrText>
+          <w:instrText xml:space="preserve"> PAGEREF _Toc243095607 \h </w:instrText>
         </w:r>
         <w:r>
           <w:rPr>
@@ -637,7 +637,7 @@
           <w:noProof/>
         </w:rPr>
       </w:pPr>
-      <w:hyperlink w:anchor="_Toc242189696" w:history="1">
+      <w:hyperlink w:anchor="_Toc243095608" w:history="1">
         <w:r>
           <w:rPr>
             <w:rStyle w:val="Hyperlink"/>
@@ -664,7 +664,7 @@
             <w:noProof/>
             <w:webHidden/>
           </w:rPr>
-          <w:instrText xml:space="preserve"> PAGEREF _Toc242189696 \h </w:instrText>
+          <w:instrText xml:space="preserve"> PAGEREF _Toc243095608 \h </w:instrText>
         </w:r>
         <w:r>
           <w:rPr>
@@ -705,7 +705,7 @@
           <w:noProof/>
         </w:rPr>
       </w:pPr>
-      <w:hyperlink w:anchor="_Toc242189697" w:history="1">
+      <w:hyperlink w:anchor="_Toc243095609" w:history="1">
         <w:r>
           <w:rPr>
             <w:rStyle w:val="Hyperlink"/>
@@ -732,7 +732,7 @@
             <w:noProof/>
             <w:webHidden/>
           </w:rPr>
-          <w:instrText xml:space="preserve"> PAGEREF _Toc242189697 \h </w:instrText>
+          <w:instrText xml:space="preserve"> PAGEREF _Toc243095609 \h </w:instrText>
         </w:r>
         <w:r>
           <w:rPr>
@@ -773,7 +773,7 @@
           <w:noProof/>
         </w:rPr>
       </w:pPr>
-      <w:hyperlink w:anchor="_Toc242189698" w:history="1">
+      <w:hyperlink w:anchor="_Toc243095610" w:history="1">
         <w:r>
           <w:rPr>
             <w:rStyle w:val="Hyperlink"/>
@@ -800,7 +800,7 @@
             <w:noProof/>
             <w:webHidden/>
           </w:rPr>
-          <w:instrText xml:space="preserve"> PAGEREF _Toc242189698 \h </w:instrText>
+          <w:instrText xml:space="preserve"> PAGEREF _Toc243095610 \h </w:instrText>
         </w:r>
         <w:r>
           <w:rPr>
@@ -841,7 +841,7 @@
           <w:noProof/>
         </w:rPr>
       </w:pPr>
-      <w:hyperlink w:anchor="_Toc242189699" w:history="1">
+      <w:hyperlink w:anchor="_Toc243095611" w:history="1">
         <w:r>
           <w:rPr>
             <w:rStyle w:val="Hyperlink"/>
@@ -868,7 +868,7 @@
             <w:noProof/>
             <w:webHidden/>
           </w:rPr>
-          <w:instrText xml:space="preserve"> PAGEREF _Toc242189699 \h </w:instrText>
+          <w:instrText xml:space="preserve"> PAGEREF _Toc243095611 \h </w:instrText>
         </w:r>
         <w:r>
           <w:rPr>
@@ -909,7 +909,7 @@
           <w:noProof/>
         </w:rPr>
       </w:pPr>
-      <w:hyperlink w:anchor="_Toc242189700" w:history="1">
+      <w:hyperlink w:anchor="_Toc243095612" w:history="1">
         <w:r>
           <w:rPr>
             <w:rStyle w:val="Hyperlink"/>
@@ -936,7 +936,7 @@
             <w:noProof/>
             <w:webHidden/>
           </w:rPr>
-          <w:instrText xml:space="preserve"> PAGEREF _Toc242189700 \h </w:instrText>
+          <w:instrText xml:space="preserve"> PAGEREF _Toc243095612 \h </w:instrText>
         </w:r>
         <w:r>
           <w:rPr>
@@ -977,7 +977,7 @@
           <w:noProof/>
         </w:rPr>
       </w:pPr>
-      <w:hyperlink w:anchor="_Toc242189701" w:history="1">
+      <w:hyperlink w:anchor="_Toc243095613" w:history="1">
         <w:r>
           <w:rPr>
             <w:rStyle w:val="Hyperlink"/>
@@ -1004,7 +1004,7 @@
             <w:noProof/>
             <w:webHidden/>
           </w:rPr>
-          <w:instrText xml:space="preserve"> PAGEREF _Toc242189701 \h </w:instrText>
+          <w:instrText xml:space="preserve"> PAGEREF _Toc243095613 \h </w:instrText>
         </w:r>
         <w:r>
           <w:rPr>
@@ -1045,7 +1045,7 @@
           <w:noProof/>
         </w:rPr>
       </w:pPr>
-      <w:hyperlink w:anchor="_Toc242189702" w:history="1">
+      <w:hyperlink w:anchor="_Toc243095614" w:history="1">
         <w:r>
           <w:rPr>
             <w:rStyle w:val="Hyperlink"/>
@@ -1072,7 +1072,7 @@
             <w:noProof/>
             <w:webHidden/>
           </w:rPr>
-          <w:instrText xml:space="preserve"> PAGEREF _Toc242189702 \h </w:instrText>
+          <w:instrText xml:space="preserve"> PAGEREF _Toc243095614 \h </w:instrText>
         </w:r>
         <w:r>
           <w:rPr>
@@ -1113,7 +1113,7 @@
           <w:noProof/>
         </w:rPr>
       </w:pPr>
-      <w:hyperlink w:anchor="_Toc242189703" w:history="1">
+      <w:hyperlink w:anchor="_Toc243095615" w:history="1">
         <w:r>
           <w:rPr>
             <w:rStyle w:val="Hyperlink"/>
@@ -1140,7 +1140,7 @@
             <w:noProof/>
             <w:webHidden/>
           </w:rPr>
-          <w:instrText xml:space="preserve"> PAGEREF _Toc242189703 \h </w:instrText>
+          <w:instrText xml:space="preserve"> PAGEREF _Toc243095615 \h </w:instrText>
         </w:r>
         <w:r>
           <w:rPr>
@@ -1181,7 +1181,7 @@
           <w:noProof/>
         </w:rPr>
       </w:pPr>
-      <w:hyperlink w:anchor="_Toc242189704" w:history="1">
+      <w:hyperlink w:anchor="_Toc243095616" w:history="1">
         <w:r>
           <w:rPr>
             <w:rStyle w:val="Hyperlink"/>
@@ -1208,7 +1208,7 @@
             <w:noProof/>
             <w:webHidden/>
           </w:rPr>
-          <w:instrText xml:space="preserve"> PAGEREF _Toc242189704 \h </w:instrText>
+          <w:instrText xml:space="preserve"> PAGEREF _Toc243095616 \h </w:instrText>
         </w:r>
         <w:r>
           <w:rPr>
@@ -1249,7 +1249,7 @@
           <w:noProof/>
         </w:rPr>
       </w:pPr>
-      <w:hyperlink w:anchor="_Toc242189705" w:history="1">
+      <w:hyperlink w:anchor="_Toc243095617" w:history="1">
         <w:r>
           <w:rPr>
             <w:rStyle w:val="Hyperlink"/>
@@ -1276,7 +1276,7 @@
             <w:noProof/>
             <w:webHidden/>
           </w:rPr>
-          <w:instrText xml:space="preserve"> PAGEREF _Toc242189705 \h </w:instrText>
+          <w:instrText xml:space="preserve"> PAGEREF _Toc243095617 \h </w:instrText>
         </w:r>
         <w:r>
           <w:rPr>
@@ -1317,7 +1317,7 @@
           <w:noProof/>
         </w:rPr>
       </w:pPr>
-      <w:hyperlink w:anchor="_Toc242189706" w:history="1">
+      <w:hyperlink w:anchor="_Toc243095618" w:history="1">
         <w:r>
           <w:rPr>
             <w:rStyle w:val="Hyperlink"/>
@@ -1344,7 +1344,7 @@
             <w:noProof/>
             <w:webHidden/>
           </w:rPr>
-          <w:instrText xml:space="preserve"> PAGEREF _Toc242189706 \h </w:instrText>
+          <w:instrText xml:space="preserve"> PAGEREF _Toc243095618 \h </w:instrText>
         </w:r>
         <w:r>
           <w:rPr>
@@ -1385,7 +1385,7 @@
           <w:noProof/>
         </w:rPr>
       </w:pPr>
-      <w:hyperlink w:anchor="_Toc242189707" w:history="1">
+      <w:hyperlink w:anchor="_Toc243095619" w:history="1">
         <w:r>
           <w:rPr>
             <w:rStyle w:val="Hyperlink"/>
@@ -1412,7 +1412,7 @@
             <w:noProof/>
             <w:webHidden/>
           </w:rPr>
-          <w:instrText xml:space="preserve"> PAGEREF _Toc242189707 \h </w:instrText>
+          <w:instrText xml:space="preserve"> PAGEREF _Toc243095619 \h </w:instrText>
         </w:r>
         <w:r>
           <w:rPr>
@@ -1453,7 +1453,7 @@
           <w:noProof/>
         </w:rPr>
       </w:pPr>
-      <w:hyperlink w:anchor="_Toc242189708" w:history="1">
+      <w:hyperlink w:anchor="_Toc243095620" w:history="1">
         <w:r>
           <w:rPr>
             <w:rStyle w:val="Hyperlink"/>
@@ -1480,7 +1480,7 @@
             <w:noProof/>
             <w:webHidden/>
           </w:rPr>
-          <w:instrText xml:space="preserve"> PAGEREF _Toc242189708 \h </w:instrText>
+          <w:instrText xml:space="preserve"> PAGEREF _Toc243095620 \h </w:instrText>
         </w:r>
         <w:r>
           <w:rPr>
@@ -1521,7 +1521,7 @@
           <w:noProof/>
         </w:rPr>
       </w:pPr>
-      <w:hyperlink w:anchor="_Toc242189709" w:history="1">
+      <w:hyperlink w:anchor="_Toc243095621" w:history="1">
         <w:r>
           <w:rPr>
             <w:rStyle w:val="Hyperlink"/>
@@ -1548,7 +1548,7 @@
             <w:noProof/>
             <w:webHidden/>
           </w:rPr>
-          <w:instrText xml:space="preserve"> PAGEREF _Toc242189709 \h </w:instrText>
+          <w:instrText xml:space="preserve"> PAGEREF _Toc243095621 \h </w:instrText>
         </w:r>
         <w:r>
           <w:rPr>
@@ -1589,7 +1589,7 @@
           <w:noProof/>
         </w:rPr>
       </w:pPr>
-      <w:hyperlink w:anchor="_Toc242189710" w:history="1">
+      <w:hyperlink w:anchor="_Toc243095622" w:history="1">
         <w:r>
           <w:rPr>
             <w:rStyle w:val="Hyperlink"/>
@@ -1616,7 +1616,7 @@
             <w:noProof/>
             <w:webHidden/>
           </w:rPr>
-          <w:instrText xml:space="preserve"> PAGEREF _Toc242189710 \h </w:instrText>
+          <w:instrText xml:space="preserve"> PAGEREF _Toc243095622 \h </w:instrText>
         </w:r>
         <w:r>
           <w:rPr>
@@ -1657,7 +1657,7 @@
           <w:noProof/>
         </w:rPr>
       </w:pPr>
-      <w:hyperlink w:anchor="_Toc242189711" w:history="1">
+      <w:hyperlink w:anchor="_Toc243095623" w:history="1">
         <w:r>
           <w:rPr>
             <w:rStyle w:val="Hyperlink"/>
@@ -1684,7 +1684,7 @@
             <w:noProof/>
             <w:webHidden/>
           </w:rPr>
-          <w:instrText xml:space="preserve"> PAGEREF _Toc242189711 \h </w:instrText>
+          <w:instrText xml:space="preserve"> PAGEREF _Toc243095623 \h </w:instrText>
         </w:r>
         <w:r>
           <w:rPr>
@@ -1725,7 +1725,7 @@
           <w:noProof/>
         </w:rPr>
       </w:pPr>
-      <w:hyperlink w:anchor="_Toc242189712" w:history="1">
+      <w:hyperlink w:anchor="_Toc243095624" w:history="1">
         <w:r>
           <w:rPr>
             <w:rStyle w:val="Hyperlink"/>
@@ -1752,7 +1752,7 @@
             <w:noProof/>
             <w:webHidden/>
           </w:rPr>
-          <w:instrText xml:space="preserve"> PAGEREF _Toc242189712 \h </w:instrText>
+          <w:instrText xml:space="preserve"> PAGEREF _Toc243095624 \h </w:instrText>
         </w:r>
         <w:r>
           <w:rPr>
@@ -1793,7 +1793,7 @@
           <w:noProof/>
         </w:rPr>
       </w:pPr>
-      <w:hyperlink w:anchor="_Toc242189713" w:history="1">
+      <w:hyperlink w:anchor="_Toc243095625" w:history="1">
         <w:r>
           <w:rPr>
             <w:rStyle w:val="Hyperlink"/>
@@ -1820,7 +1820,7 @@
             <w:noProof/>
             <w:webHidden/>
           </w:rPr>
-          <w:instrText xml:space="preserve"> PAGEREF _Toc242189713 \h </w:instrText>
+          <w:instrText xml:space="preserve"> PAGEREF _Toc243095625 \h </w:instrText>
         </w:r>
         <w:r>
           <w:rPr>
@@ -1861,7 +1861,7 @@
           <w:noProof/>
         </w:rPr>
       </w:pPr>
-      <w:hyperlink w:anchor="_Toc242189714" w:history="1">
+      <w:hyperlink w:anchor="_Toc243095626" w:history="1">
         <w:r>
           <w:rPr>
             <w:rStyle w:val="Hyperlink"/>
@@ -1888,7 +1888,7 @@
             <w:noProof/>
             <w:webHidden/>
           </w:rPr>
-          <w:instrText xml:space="preserve"> PAGEREF _Toc242189714 \h </w:instrText>
+          <w:instrText xml:space="preserve"> PAGEREF _Toc243095626 \h </w:instrText>
         </w:r>
         <w:r>
           <w:rPr>
@@ -1929,7 +1929,7 @@
           <w:noProof/>
         </w:rPr>
       </w:pPr>
-      <w:hyperlink w:anchor="_Toc242189715" w:history="1">
+      <w:hyperlink w:anchor="_Toc243095627" w:history="1">
         <w:r>
           <w:rPr>
             <w:rStyle w:val="Hyperlink"/>
@@ -1956,7 +1956,7 @@
             <w:noProof/>
             <w:webHidden/>
           </w:rPr>
-          <w:instrText xml:space="preserve"> PAGEREF _Toc242189715 \h </w:instrText>
+          <w:instrText xml:space="preserve"> PAGEREF _Toc243095627 \h </w:instrText>
         </w:r>
         <w:r>
           <w:rPr>
@@ -1997,7 +1997,7 @@
           <w:noProof/>
         </w:rPr>
       </w:pPr>
-      <w:hyperlink w:anchor="_Toc242189716" w:history="1">
+      <w:hyperlink w:anchor="_Toc243095628" w:history="1">
         <w:r>
           <w:rPr>
             <w:rStyle w:val="Hyperlink"/>
@@ -2024,7 +2024,7 @@
             <w:noProof/>
             <w:webHidden/>
           </w:rPr>
-          <w:instrText xml:space="preserve"> PAGEREF _Toc242189716 \h </w:instrText>
+          <w:instrText xml:space="preserve"> PAGEREF _Toc243095628 \h </w:instrText>
         </w:r>
         <w:r>
           <w:rPr>
@@ -2065,7 +2065,7 @@
           <w:noProof/>
         </w:rPr>
       </w:pPr>
-      <w:hyperlink w:anchor="_Toc242189717" w:history="1">
+      <w:hyperlink w:anchor="_Toc243095629" w:history="1">
         <w:r>
           <w:rPr>
             <w:rStyle w:val="Hyperlink"/>
@@ -2092,7 +2092,7 @@
             <w:noProof/>
             <w:webHidden/>
           </w:rPr>
-          <w:instrText xml:space="preserve"> PAGEREF _Toc242189717 \h </w:instrText>
+          <w:instrText xml:space="preserve"> PAGEREF _Toc243095629 \h </w:instrText>
         </w:r>
         <w:r>
           <w:rPr>
@@ -2133,7 +2133,7 @@
           <w:noProof/>
         </w:rPr>
       </w:pPr>
-      <w:hyperlink w:anchor="_Toc242189718" w:history="1">
+      <w:hyperlink w:anchor="_Toc243095630" w:history="1">
         <w:r>
           <w:rPr>
             <w:rStyle w:val="Hyperlink"/>
@@ -2160,7 +2160,7 @@
             <w:noProof/>
             <w:webHidden/>
           </w:rPr>
-          <w:instrText xml:space="preserve"> PAGEREF _Toc242189718 \h </w:instrText>
+          <w:instrText xml:space="preserve"> PAGEREF _Toc243095630 \h </w:instrText>
         </w:r>
         <w:r>
           <w:rPr>
@@ -2201,7 +2201,7 @@
           <w:noProof/>
         </w:rPr>
       </w:pPr>
-      <w:hyperlink w:anchor="_Toc242189719" w:history="1">
+      <w:hyperlink w:anchor="_Toc243095631" w:history="1">
         <w:r>
           <w:rPr>
             <w:rStyle w:val="Hyperlink"/>
@@ -2228,7 +2228,7 @@
             <w:noProof/>
             <w:webHidden/>
           </w:rPr>
-          <w:instrText xml:space="preserve"> PAGEREF _Toc242189719 \h </w:instrText>
+          <w:instrText xml:space="preserve"> PAGEREF _Toc243095631 \h </w:instrText>
         </w:r>
         <w:r>
           <w:rPr>
@@ -2269,7 +2269,7 @@
           <w:noProof/>
         </w:rPr>
       </w:pPr>
-      <w:hyperlink w:anchor="_Toc242189720" w:history="1">
+      <w:hyperlink w:anchor="_Toc243095632" w:history="1">
         <w:r>
           <w:rPr>
             <w:rStyle w:val="Hyperlink"/>
@@ -2296,7 +2296,7 @@
             <w:noProof/>
             <w:webHidden/>
           </w:rPr>
-          <w:instrText xml:space="preserve"> PAGEREF _Toc242189720 \h </w:instrText>
+          <w:instrText xml:space="preserve"> PAGEREF _Toc243095632 \h </w:instrText>
         </w:r>
         <w:r>
           <w:rPr>
@@ -2337,7 +2337,7 @@
           <w:noProof/>
         </w:rPr>
       </w:pPr>
-      <w:hyperlink w:anchor="_Toc242189721" w:history="1">
+      <w:hyperlink w:anchor="_Toc243095633" w:history="1">
         <w:r>
           <w:rPr>
             <w:rStyle w:val="Hyperlink"/>
@@ -2364,7 +2364,7 @@
             <w:noProof/>
             <w:webHidden/>
           </w:rPr>
-          <w:instrText xml:space="preserve"> PAGEREF _Toc242189721 \h </w:instrText>
+          <w:instrText xml:space="preserve"> PAGEREF _Toc243095633 \h </w:instrText>
         </w:r>
         <w:r>
           <w:rPr>
@@ -2405,7 +2405,7 @@
           <w:noProof/>
         </w:rPr>
       </w:pPr>
-      <w:hyperlink w:anchor="_Toc242189722" w:history="1">
+      <w:hyperlink w:anchor="_Toc243095634" w:history="1">
         <w:r>
           <w:rPr>
             <w:rStyle w:val="Hyperlink"/>
@@ -2432,7 +2432,7 @@
             <w:noProof/>
             <w:webHidden/>
           </w:rPr>
-          <w:instrText xml:space="preserve"> PAGEREF _Toc242189722 \h </w:instrText>
+          <w:instrText xml:space="preserve"> PAGEREF _Toc243095634 \h </w:instrText>
         </w:r>
         <w:r>
           <w:rPr>
@@ -2473,7 +2473,7 @@
           <w:noProof/>
         </w:rPr>
       </w:pPr>
-      <w:hyperlink w:anchor="_Toc242189723" w:history="1">
+      <w:hyperlink w:anchor="_Toc243095635" w:history="1">
         <w:r>
           <w:rPr>
             <w:rStyle w:val="Hyperlink"/>
@@ -2500,7 +2500,7 @@
             <w:noProof/>
             <w:webHidden/>
           </w:rPr>
-          <w:instrText xml:space="preserve"> PAGEREF _Toc242189723 \h </w:instrText>
+          <w:instrText xml:space="preserve"> PAGEREF _Toc243095635 \h </w:instrText>
         </w:r>
         <w:r>
           <w:rPr>
@@ -2541,7 +2541,7 @@
           <w:noProof/>
         </w:rPr>
       </w:pPr>
-      <w:hyperlink w:anchor="_Toc242189724" w:history="1">
+      <w:hyperlink w:anchor="_Toc243095636" w:history="1">
         <w:r>
           <w:rPr>
             <w:rStyle w:val="Hyperlink"/>
@@ -2568,7 +2568,7 @@
             <w:noProof/>
             <w:webHidden/>
           </w:rPr>
-          <w:instrText xml:space="preserve"> PAGEREF _Toc242189724 \h </w:instrText>
+          <w:instrText xml:space="preserve"> PAGEREF _Toc243095636 \h </w:instrText>
         </w:r>
         <w:r>
           <w:rPr>
@@ -2609,7 +2609,7 @@
           <w:noProof/>
         </w:rPr>
       </w:pPr>
-      <w:hyperlink w:anchor="_Toc242189725" w:history="1">
+      <w:hyperlink w:anchor="_Toc243095637" w:history="1">
         <w:r>
           <w:rPr>
             <w:rStyle w:val="Hyperlink"/>
@@ -2636,7 +2636,75 @@
             <w:noProof/>
             <w:webHidden/>
           </w:rPr>
-          <w:instrText xml:space="preserve"> PAGEREF _Toc242189725 \h </w:instrText>
+          <w:instrText xml:space="preserve"> PAGEREF _Toc243095637 \h </w:instrText>
+        </w:r>
+        <w:r>
+          <w:rPr>
+            <w:noProof/>
+            <w:webHidden/>
+          </w:rPr>
+        </w:r>
+        <w:r>
+          <w:rPr>
+            <w:noProof/>
+            <w:webHidden/>
+          </w:rPr>
+          <w:fldChar w:fldCharType="separate"/>
+        </w:r>
+        <w:r>
+          <w:rPr>
+            <w:noProof/>
+            <w:webHidden/>
+          </w:rPr>
+          <w:t>17</w:t>
+        </w:r>
+        <w:r>
+          <w:rPr>
+            <w:noProof/>
+            <w:webHidden/>
+          </w:rPr>
+          <w:fldChar w:fldCharType="end"/>
+        </w:r>
+      </w:hyperlink>
+    </w:p>
+    <w:p>
+      <w:pPr>
+        <w:pStyle w:val="TOC2"/>
+        <w:tabs>
+          <w:tab w:val="right" w:leader="dot" w:pos="9926"/>
+        </w:tabs>
+        <w:rPr>
+          <w:noProof/>
+        </w:rPr>
+      </w:pPr>
+      <w:hyperlink w:anchor="_Toc243095638" w:history="1">
+        <w:r>
+          <w:rPr>
+            <w:rStyle w:val="Hyperlink"/>
+            <w:noProof/>
+          </w:rPr>
+          <w:t>5.14 Operations and configuration console</w:t>
+        </w:r>
+        <w:r>
+          <w:rPr>
+            <w:noProof/>
+            <w:webHidden/>
+          </w:rPr>
+          <w:tab/>
+        </w:r>
+        <w:r>
+          <w:rPr>
+            <w:noProof/>
+            <w:webHidden/>
+          </w:rPr>
+          <w:fldChar w:fldCharType="begin"/>
+        </w:r>
+        <w:r>
+          <w:rPr>
+            <w:noProof/>
+            <w:webHidden/>
+          </w:rPr>
+          <w:instrText xml:space="preserve"> PAGEREF _Toc243095638 \h </w:instrText>
         </w:r>
         <w:r>
           <w:rPr>
@@ -2677,7 +2745,7 @@
           <w:noProof/>
         </w:rPr>
       </w:pPr>
-      <w:hyperlink w:anchor="_Toc242189726" w:history="1">
+      <w:hyperlink w:anchor="_Toc243095639" w:history="1">
         <w:r>
           <w:rPr>
             <w:rStyle w:val="Hyperlink"/>
@@ -2704,7 +2772,7 @@
             <w:noProof/>
             <w:webHidden/>
           </w:rPr>
-          <w:instrText xml:space="preserve"> PAGEREF _Toc242189726 \h </w:instrText>
+          <w:instrText xml:space="preserve"> PAGEREF _Toc243095639 \h </w:instrText>
         </w:r>
         <w:r>
           <w:rPr>
@@ -2724,7 +2792,7 @@
             <w:noProof/>
             <w:webHidden/>
           </w:rPr>
-          <w:t>18</w:t>
+          <w:t>19</w:t>
         </w:r>
         <w:r>
           <w:rPr>
@@ -2745,7 +2813,7 @@
           <w:noProof/>
         </w:rPr>
       </w:pPr>
-      <w:hyperlink w:anchor="_Toc242189727" w:history="1">
+      <w:hyperlink w:anchor="_Toc243095640" w:history="1">
         <w:r>
           <w:rPr>
             <w:rStyle w:val="Hyperlink"/>
@@ -2772,7 +2840,7 @@
             <w:noProof/>
             <w:webHidden/>
           </w:rPr>
-          <w:instrText xml:space="preserve"> PAGEREF _Toc242189727 \h </w:instrText>
+          <w:instrText xml:space="preserve"> PAGEREF _Toc243095640 \h </w:instrText>
         </w:r>
         <w:r>
           <w:rPr>
@@ -2792,7 +2860,7 @@
             <w:noProof/>
             <w:webHidden/>
           </w:rPr>
-          <w:t>18</w:t>
+          <w:t>19</w:t>
         </w:r>
         <w:r>
           <w:rPr>
@@ -2813,7 +2881,7 @@
           <w:noProof/>
         </w:rPr>
       </w:pPr>
-      <w:hyperlink w:anchor="_Toc242189728" w:history="1">
+      <w:hyperlink w:anchor="_Toc243095641" w:history="1">
         <w:r>
           <w:rPr>
             <w:rStyle w:val="Hyperlink"/>
@@ -2840,7 +2908,7 @@
             <w:noProof/>
             <w:webHidden/>
           </w:rPr>
-          <w:instrText xml:space="preserve"> PAGEREF _Toc242189728 \h </w:instrText>
+          <w:instrText xml:space="preserve"> PAGEREF _Toc243095641 \h </w:instrText>
         </w:r>
         <w:r>
           <w:rPr>
@@ -2860,7 +2928,7 @@
             <w:noProof/>
             <w:webHidden/>
           </w:rPr>
-          <w:t>18</w:t>
+          <w:t>19</w:t>
         </w:r>
         <w:r>
           <w:rPr>
@@ -2881,7 +2949,7 @@
           <w:noProof/>
         </w:rPr>
       </w:pPr>
-      <w:hyperlink w:anchor="_Toc242189729" w:history="1">
+      <w:hyperlink w:anchor="_Toc243095642" w:history="1">
         <w:r>
           <w:rPr>
             <w:rStyle w:val="Hyperlink"/>
@@ -2908,7 +2976,7 @@
             <w:noProof/>
             <w:webHidden/>
           </w:rPr>
-          <w:instrText xml:space="preserve"> PAGEREF _Toc242189729 \h </w:instrText>
+          <w:instrText xml:space="preserve"> PAGEREF _Toc243095642 \h </w:instrText>
         </w:r>
         <w:r>
           <w:rPr>
@@ -2928,7 +2996,7 @@
             <w:noProof/>
             <w:webHidden/>
           </w:rPr>
-          <w:t>19</w:t>
+          <w:t>20</w:t>
         </w:r>
         <w:r>
           <w:rPr>
@@ -2949,7 +3017,7 @@
           <w:noProof/>
         </w:rPr>
       </w:pPr>
-      <w:hyperlink w:anchor="_Toc242189730" w:history="1">
+      <w:hyperlink w:anchor="_Toc243095643" w:history="1">
         <w:r>
           <w:rPr>
             <w:rStyle w:val="Hyperlink"/>
@@ -2976,7 +3044,7 @@
             <w:noProof/>
             <w:webHidden/>
           </w:rPr>
-          <w:instrText xml:space="preserve"> PAGEREF _Toc242189730 \h </w:instrText>
+          <w:instrText xml:space="preserve"> PAGEREF _Toc243095643 \h </w:instrText>
         </w:r>
         <w:r>
           <w:rPr>
@@ -2996,7 +3064,7 @@
             <w:noProof/>
             <w:webHidden/>
           </w:rPr>
-          <w:t>19</w:t>
+          <w:t>20</w:t>
         </w:r>
         <w:r>
           <w:rPr>
@@ -3017,7 +3085,7 @@
           <w:noProof/>
         </w:rPr>
       </w:pPr>
-      <w:hyperlink w:anchor="_Toc242189731" w:history="1">
+      <w:hyperlink w:anchor="_Toc243095644" w:history="1">
         <w:r>
           <w:rPr>
             <w:rStyle w:val="Hyperlink"/>
@@ -3044,7 +3112,7 @@
             <w:noProof/>
             <w:webHidden/>
           </w:rPr>
-          <w:instrText xml:space="preserve"> PAGEREF _Toc242189731 \h </w:instrText>
+          <w:instrText xml:space="preserve"> PAGEREF _Toc243095644 \h </w:instrText>
         </w:r>
         <w:r>
           <w:rPr>
@@ -3064,7 +3132,7 @@
             <w:noProof/>
             <w:webHidden/>
           </w:rPr>
-          <w:t>19</w:t>
+          <w:t>20</w:t>
         </w:r>
         <w:r>
           <w:rPr>
@@ -3085,7 +3153,7 @@
           <w:noProof/>
         </w:rPr>
       </w:pPr>
-      <w:hyperlink w:anchor="_Toc242189732" w:history="1">
+      <w:hyperlink w:anchor="_Toc243095645" w:history="1">
         <w:r>
           <w:rPr>
             <w:rStyle w:val="Hyperlink"/>
@@ -3112,7 +3180,7 @@
             <w:noProof/>
             <w:webHidden/>
           </w:rPr>
-          <w:instrText xml:space="preserve"> PAGEREF _Toc242189732 \h </w:instrText>
+          <w:instrText xml:space="preserve"> PAGEREF _Toc243095645 \h </w:instrText>
         </w:r>
         <w:r>
           <w:rPr>
@@ -3132,7 +3200,7 @@
             <w:noProof/>
             <w:webHidden/>
           </w:rPr>
-          <w:t>20</w:t>
+          <w:t>21</w:t>
         </w:r>
         <w:r>
           <w:rPr>
@@ -3153,7 +3221,7 @@
           <w:noProof/>
         </w:rPr>
       </w:pPr>
-      <w:hyperlink w:anchor="_Toc242189733" w:history="1">
+      <w:hyperlink w:anchor="_Toc243095646" w:history="1">
         <w:r>
           <w:rPr>
             <w:rStyle w:val="Hyperlink"/>
@@ -3180,7 +3248,7 @@
             <w:noProof/>
             <w:webHidden/>
           </w:rPr>
-          <w:instrText xml:space="preserve"> PAGEREF _Toc242189733 \h </w:instrText>
+          <w:instrText xml:space="preserve"> PAGEREF _Toc243095646 \h </w:instrText>
         </w:r>
         <w:r>
           <w:rPr>
@@ -3200,7 +3268,7 @@
             <w:noProof/>
             <w:webHidden/>
           </w:rPr>
-          <w:t>20</w:t>
+          <w:t>21</w:t>
         </w:r>
         <w:r>
           <w:rPr>
@@ -3221,7 +3289,7 @@
           <w:noProof/>
         </w:rPr>
       </w:pPr>
-      <w:hyperlink w:anchor="_Toc242189734" w:history="1">
+      <w:hyperlink w:anchor="_Toc243095647" w:history="1">
         <w:r>
           <w:rPr>
             <w:rStyle w:val="Hyperlink"/>
@@ -3248,7 +3316,7 @@
             <w:noProof/>
             <w:webHidden/>
           </w:rPr>
-          <w:instrText xml:space="preserve"> PAGEREF _Toc242189734 \h </w:instrText>
+          <w:instrText xml:space="preserve"> PAGEREF _Toc243095647 \h </w:instrText>
         </w:r>
         <w:r>
           <w:rPr>
@@ -3268,7 +3336,7 @@
             <w:noProof/>
             <w:webHidden/>
           </w:rPr>
-          <w:t>21</w:t>
+          <w:t>22</w:t>
         </w:r>
         <w:r>
           <w:rPr>
@@ -3289,7 +3357,7 @@
           <w:noProof/>
         </w:rPr>
       </w:pPr>
-      <w:hyperlink w:anchor="_Toc242189735" w:history="1">
+      <w:hyperlink w:anchor="_Toc243095648" w:history="1">
         <w:r>
           <w:rPr>
             <w:rStyle w:val="Hyperlink"/>
@@ -3316,7 +3384,7 @@
             <w:noProof/>
             <w:webHidden/>
           </w:rPr>
-          <w:instrText xml:space="preserve"> PAGEREF _Toc242189735 \h </w:instrText>
+          <w:instrText xml:space="preserve"> PAGEREF _Toc243095648 \h </w:instrText>
         </w:r>
         <w:r>
           <w:rPr>
@@ -3336,7 +3404,7 @@
             <w:noProof/>
             <w:webHidden/>
           </w:rPr>
-          <w:t>22</w:t>
+          <w:t>23</w:t>
         </w:r>
         <w:r>
           <w:rPr>
@@ -3357,7 +3425,7 @@
           <w:noProof/>
         </w:rPr>
       </w:pPr>
-      <w:hyperlink w:anchor="_Toc242189736" w:history="1">
+      <w:hyperlink w:anchor="_Toc243095649" w:history="1">
         <w:r>
           <w:rPr>
             <w:rStyle w:val="Hyperlink"/>
@@ -3384,7 +3452,7 @@
             <w:noProof/>
             <w:webHidden/>
           </w:rPr>
-          <w:instrText xml:space="preserve"> PAGEREF _Toc242189736 \h </w:instrText>
+          <w:instrText xml:space="preserve"> PAGEREF _Toc243095649 \h </w:instrText>
         </w:r>
         <w:r>
           <w:rPr>
@@ -3404,7 +3472,7 @@
             <w:noProof/>
             <w:webHidden/>
           </w:rPr>
-          <w:t>23</w:t>
+          <w:t>24</w:t>
         </w:r>
         <w:r>
           <w:rPr>
@@ -3425,7 +3493,7 @@
           <w:noProof/>
         </w:rPr>
       </w:pPr>
-      <w:hyperlink w:anchor="_Toc242189737" w:history="1">
+      <w:hyperlink w:anchor="_Toc243095650" w:history="1">
         <w:r>
           <w:rPr>
             <w:rStyle w:val="Hyperlink"/>
@@ -3452,7 +3520,7 @@
             <w:noProof/>
             <w:webHidden/>
           </w:rPr>
-          <w:instrText xml:space="preserve"> PAGEREF _Toc242189737 \h </w:instrText>
+          <w:instrText xml:space="preserve"> PAGEREF _Toc243095650 \h </w:instrText>
         </w:r>
         <w:r>
           <w:rPr>
@@ -3472,7 +3540,7 @@
             <w:noProof/>
             <w:webHidden/>
           </w:rPr>
-          <w:t>23</w:t>
+          <w:t>24</w:t>
         </w:r>
         <w:r>
           <w:rPr>
@@ -3493,7 +3561,7 @@
           <w:noProof/>
         </w:rPr>
       </w:pPr>
-      <w:hyperlink w:anchor="_Toc242189738" w:history="1">
+      <w:hyperlink w:anchor="_Toc243095651" w:history="1">
         <w:r>
           <w:rPr>
             <w:rStyle w:val="Hyperlink"/>
@@ -3520,7 +3588,7 @@
             <w:noProof/>
             <w:webHidden/>
           </w:rPr>
-          <w:instrText xml:space="preserve"> PAGEREF _Toc242189738 \h </w:instrText>
+          <w:instrText xml:space="preserve"> PAGEREF _Toc243095651 \h </w:instrText>
         </w:r>
         <w:r>
           <w:rPr>
@@ -3540,7 +3608,7 @@
             <w:noProof/>
             <w:webHidden/>
           </w:rPr>
-          <w:t>24</w:t>
+          <w:t>25</w:t>
         </w:r>
         <w:r>
           <w:rPr>
@@ -3561,7 +3629,7 @@
           <w:noProof/>
         </w:rPr>
       </w:pPr>
-      <w:hyperlink w:anchor="_Toc242189739" w:history="1">
+      <w:hyperlink w:anchor="_Toc243095652" w:history="1">
         <w:r>
           <w:rPr>
             <w:rStyle w:val="Hyperlink"/>
@@ -3588,7 +3656,7 @@
             <w:noProof/>
             <w:webHidden/>
           </w:rPr>
-          <w:instrText xml:space="preserve"> PAGEREF _Toc242189739 \h </w:instrText>
+          <w:instrText xml:space="preserve"> PAGEREF _Toc243095652 \h </w:instrText>
         </w:r>
         <w:r>
           <w:rPr>
@@ -3608,7 +3676,7 @@
             <w:noProof/>
             <w:webHidden/>
           </w:rPr>
-          <w:t>25</w:t>
+          <w:t>26</w:t>
         </w:r>
         <w:r>
           <w:rPr>
@@ -3629,7 +3697,7 @@
           <w:noProof/>
         </w:rPr>
       </w:pPr>
-      <w:hyperlink w:anchor="_Toc242189740" w:history="1">
+      <w:hyperlink w:anchor="_Toc243095653" w:history="1">
         <w:r>
           <w:rPr>
             <w:rStyle w:val="Hyperlink"/>
@@ -3656,7 +3724,7 @@
             <w:noProof/>
             <w:webHidden/>
           </w:rPr>
-          <w:instrText xml:space="preserve"> PAGEREF _Toc242189740 \h </w:instrText>
+          <w:instrText xml:space="preserve"> PAGEREF _Toc243095653 \h </w:instrText>
         </w:r>
         <w:r>
           <w:rPr>
@@ -3676,7 +3744,7 @@
             <w:noProof/>
             <w:webHidden/>
           </w:rPr>
-          <w:t>26</w:t>
+          <w:t>27</w:t>
         </w:r>
         <w:r>
           <w:rPr>
@@ -3697,7 +3765,7 @@
           <w:noProof/>
         </w:rPr>
       </w:pPr>
-      <w:hyperlink w:anchor="_Toc242189741" w:history="1">
+      <w:hyperlink w:anchor="_Toc243095654" w:history="1">
         <w:r>
           <w:rPr>
             <w:rStyle w:val="Hyperlink"/>
@@ -3724,7 +3792,7 @@
             <w:noProof/>
             <w:webHidden/>
           </w:rPr>
-          <w:instrText xml:space="preserve"> PAGEREF _Toc242189741 \h </w:instrText>
+          <w:instrText xml:space="preserve"> PAGEREF _Toc243095654 \h </w:instrText>
         </w:r>
         <w:r>
           <w:rPr>
@@ -3744,7 +3812,7 @@
             <w:noProof/>
             <w:webHidden/>
           </w:rPr>
-          <w:t>29</w:t>
+          <w:t>30</w:t>
         </w:r>
         <w:r>
           <w:rPr>
@@ -3765,7 +3833,7 @@
           <w:noProof/>
         </w:rPr>
       </w:pPr>
-      <w:hyperlink w:anchor="_Toc242189742" w:history="1">
+      <w:hyperlink w:anchor="_Toc243095655" w:history="1">
         <w:r>
           <w:rPr>
             <w:rStyle w:val="Hyperlink"/>
@@ -3792,7 +3860,7 @@
             <w:noProof/>
             <w:webHidden/>
           </w:rPr>
-          <w:instrText xml:space="preserve"> PAGEREF _Toc242189742 \h </w:instrText>
+          <w:instrText xml:space="preserve"> PAGEREF _Toc243095655 \h </w:instrText>
         </w:r>
         <w:r>
           <w:rPr>
@@ -3812,7 +3880,7 @@
             <w:noProof/>
             <w:webHidden/>
           </w:rPr>
-          <w:t>30</w:t>
+          <w:t>31</w:t>
         </w:r>
         <w:r>
           <w:rPr>
@@ -3833,7 +3901,7 @@
           <w:noProof/>
         </w:rPr>
       </w:pPr>
-      <w:hyperlink w:anchor="_Toc242189743" w:history="1">
+      <w:hyperlink w:anchor="_Toc243095656" w:history="1">
         <w:r>
           <w:rPr>
             <w:rStyle w:val="Hyperlink"/>
@@ -3860,7 +3928,7 @@
             <w:noProof/>
             <w:webHidden/>
           </w:rPr>
-          <w:instrText xml:space="preserve"> PAGEREF _Toc242189743 \h </w:instrText>
+          <w:instrText xml:space="preserve"> PAGEREF _Toc243095656 \h </w:instrText>
         </w:r>
         <w:r>
           <w:rPr>
@@ -3880,7 +3948,7 @@
             <w:noProof/>
             <w:webHidden/>
           </w:rPr>
-          <w:t>31</w:t>
+          <w:t>32</w:t>
         </w:r>
         <w:r>
           <w:rPr>
@@ -3901,7 +3969,7 @@
           <w:noProof/>
         </w:rPr>
       </w:pPr>
-      <w:hyperlink w:anchor="_Toc242189744" w:history="1">
+      <w:hyperlink w:anchor="_Toc243095657" w:history="1">
         <w:r>
           <w:rPr>
             <w:rStyle w:val="Hyperlink"/>
@@ -3928,7 +3996,7 @@
             <w:noProof/>
             <w:webHidden/>
           </w:rPr>
-          <w:instrText xml:space="preserve"> PAGEREF _Toc242189744 \h </w:instrText>
+          <w:instrText xml:space="preserve"> PAGEREF _Toc243095657 \h </w:instrText>
         </w:r>
         <w:r>
           <w:rPr>
@@ -3948,7 +4016,75 @@
             <w:noProof/>
             <w:webHidden/>
           </w:rPr>
-          <w:t>31</w:t>
+          <w:t>32</w:t>
+        </w:r>
+        <w:r>
+          <w:rPr>
+            <w:noProof/>
+            <w:webHidden/>
+          </w:rPr>
+          <w:fldChar w:fldCharType="end"/>
+        </w:r>
+      </w:hyperlink>
+    </w:p>
+    <w:p>
+      <w:pPr>
+        <w:pStyle w:val="TOC2"/>
+        <w:tabs>
+          <w:tab w:val="right" w:leader="dot" w:pos="9926"/>
+        </w:tabs>
+        <w:rPr>
+          <w:noProof/>
+        </w:rPr>
+      </w:pPr>
+      <w:hyperlink w:anchor="_Toc243095658" w:history="1">
+        <w:r>
+          <w:rPr>
+            <w:rStyle w:val="Hyperlink"/>
+            <w:noProof/>
+          </w:rPr>
+          <w:t>6.16 Console API and web UI</w:t>
+        </w:r>
+        <w:r>
+          <w:rPr>
+            <w:noProof/>
+            <w:webHidden/>
+          </w:rPr>
+          <w:tab/>
+        </w:r>
+        <w:r>
+          <w:rPr>
+            <w:noProof/>
+            <w:webHidden/>
+          </w:rPr>
+          <w:fldChar w:fldCharType="begin"/>
+        </w:r>
+        <w:r>
+          <w:rPr>
+            <w:noProof/>
+            <w:webHidden/>
+          </w:rPr>
+          <w:instrText xml:space="preserve"> PAGEREF _Toc243095658 \h </w:instrText>
+        </w:r>
+        <w:r>
+          <w:rPr>
+            <w:noProof/>
+            <w:webHidden/>
+          </w:rPr>
+        </w:r>
+        <w:r>
+          <w:rPr>
+            <w:noProof/>
+            <w:webHidden/>
+          </w:rPr>
+          <w:fldChar w:fldCharType="separate"/>
+        </w:r>
+        <w:r>
+          <w:rPr>
+            <w:noProof/>
+            <w:webHidden/>
+          </w:rPr>
+          <w:t>32</w:t>
         </w:r>
         <w:r>
           <w:rPr>
@@ -3969,7 +4105,7 @@
           <w:noProof/>
         </w:rPr>
       </w:pPr>
-      <w:hyperlink w:anchor="_Toc242189745" w:history="1">
+      <w:hyperlink w:anchor="_Toc243095659" w:history="1">
         <w:r>
           <w:rPr>
             <w:rStyle w:val="Hyperlink"/>
@@ -3996,7 +4132,7 @@
             <w:noProof/>
             <w:webHidden/>
           </w:rPr>
-          <w:instrText xml:space="preserve"> PAGEREF _Toc242189745 \h </w:instrText>
+          <w:instrText xml:space="preserve"> PAGEREF _Toc243095659 \h </w:instrText>
         </w:r>
         <w:r>
           <w:rPr>
@@ -4016,7 +4152,7 @@
             <w:noProof/>
             <w:webHidden/>
           </w:rPr>
-          <w:t>31</w:t>
+          <w:t>33</w:t>
         </w:r>
         <w:r>
           <w:rPr>
@@ -4037,7 +4173,7 @@
           <w:noProof/>
         </w:rPr>
       </w:pPr>
-      <w:hyperlink w:anchor="_Toc242189746" w:history="1">
+      <w:hyperlink w:anchor="_Toc243095660" w:history="1">
         <w:r>
           <w:rPr>
             <w:rStyle w:val="Hyperlink"/>
@@ -4064,7 +4200,7 @@
             <w:noProof/>
             <w:webHidden/>
           </w:rPr>
-          <w:instrText xml:space="preserve"> PAGEREF _Toc242189746 \h </w:instrText>
+          <w:instrText xml:space="preserve"> PAGEREF _Toc243095660 \h </w:instrText>
         </w:r>
         <w:r>
           <w:rPr>
@@ -4084,7 +4220,7 @@
             <w:noProof/>
             <w:webHidden/>
           </w:rPr>
-          <w:t>31</w:t>
+          <w:t>33</w:t>
         </w:r>
         <w:r>
           <w:rPr>
@@ -4105,7 +4241,7 @@
           <w:noProof/>
         </w:rPr>
       </w:pPr>
-      <w:hyperlink w:anchor="_Toc242189747" w:history="1">
+      <w:hyperlink w:anchor="_Toc243095661" w:history="1">
         <w:r>
           <w:rPr>
             <w:rStyle w:val="Hyperlink"/>
@@ -4132,7 +4268,7 @@
             <w:noProof/>
             <w:webHidden/>
           </w:rPr>
-          <w:instrText xml:space="preserve"> PAGEREF _Toc242189747 \h </w:instrText>
+          <w:instrText xml:space="preserve"> PAGEREF _Toc243095661 \h </w:instrText>
         </w:r>
         <w:r>
           <w:rPr>
@@ -4152,7 +4288,7 @@
             <w:noProof/>
             <w:webHidden/>
           </w:rPr>
-          <w:t>32</w:t>
+          <w:t>33</w:t>
         </w:r>
         <w:r>
           <w:rPr>
@@ -4173,7 +4309,7 @@
           <w:noProof/>
         </w:rPr>
       </w:pPr>
-      <w:hyperlink w:anchor="_Toc242189748" w:history="1">
+      <w:hyperlink w:anchor="_Toc243095662" w:history="1">
         <w:r>
           <w:rPr>
             <w:rStyle w:val="Hyperlink"/>
@@ -4200,7 +4336,7 @@
             <w:noProof/>
             <w:webHidden/>
           </w:rPr>
-          <w:instrText xml:space="preserve"> PAGEREF _Toc242189748 \h </w:instrText>
+          <w:instrText xml:space="preserve"> PAGEREF _Toc243095662 \h </w:instrText>
         </w:r>
         <w:r>
           <w:rPr>
@@ -4220,7 +4356,7 @@
             <w:noProof/>
             <w:webHidden/>
           </w:rPr>
-          <w:t>32</w:t>
+          <w:t>34</w:t>
         </w:r>
         <w:r>
           <w:rPr>
@@ -4241,7 +4377,7 @@
           <w:noProof/>
         </w:rPr>
       </w:pPr>
-      <w:hyperlink w:anchor="_Toc242189749" w:history="1">
+      <w:hyperlink w:anchor="_Toc243095663" w:history="1">
         <w:r>
           <w:rPr>
             <w:rStyle w:val="Hyperlink"/>
@@ -4268,7 +4404,7 @@
             <w:noProof/>
             <w:webHidden/>
           </w:rPr>
-          <w:instrText xml:space="preserve"> PAGEREF _Toc242189749 \h </w:instrText>
+          <w:instrText xml:space="preserve"> PAGEREF _Toc243095663 \h </w:instrText>
         </w:r>
         <w:r>
           <w:rPr>
@@ -4288,7 +4424,7 @@
             <w:noProof/>
             <w:webHidden/>
           </w:rPr>
-          <w:t>33</w:t>
+          <w:t>34</w:t>
         </w:r>
         <w:r>
           <w:rPr>
@@ -4313,7 +4449,7 @@
       <w:pPr>
         <w:pStyle w:val="Heading1"/>
       </w:pPr>
-      <w:bookmarkStart w:id="0" w:name="_Toc242189693"/>
+      <w:bookmarkStart w:id="0" w:name="_Toc243095605"/>
       <w:r>
         <w:rPr>
           <w:color w:val="1E3A8A"/>
@@ -4480,7 +4616,7 @@
       <w:pPr>
         <w:pStyle w:val="Heading1"/>
       </w:pPr>
-      <w:bookmarkStart w:id="1" w:name="_Toc242189694"/>
+      <w:bookmarkStart w:id="1" w:name="_Toc243095606"/>
       <w:r>
         <w:rPr>
           <w:color w:val="1E3A8A"/>
@@ -4493,7 +4629,7 @@
       <w:pPr>
         <w:pStyle w:val="Heading2"/>
       </w:pPr>
-      <w:bookmarkStart w:id="2" w:name="_Toc242189695"/>
+      <w:bookmarkStart w:id="2" w:name="_Toc243095607"/>
       <w:r>
         <w:rPr>
           <w:color w:val="1E3A8A"/>
@@ -4542,7 +4678,7 @@
       <w:pPr>
         <w:pStyle w:val="Heading2"/>
       </w:pPr>
-      <w:bookmarkStart w:id="3" w:name="_Toc242189696"/>
+      <w:bookmarkStart w:id="3" w:name="_Toc243095608"/>
       <w:r>
         <w:rPr>
           <w:color w:val="1E3A8A"/>
@@ -4591,7 +4727,7 @@
       <w:pPr>
         <w:pStyle w:val="Heading2"/>
       </w:pPr>
-      <w:bookmarkStart w:id="4" w:name="_Toc242189697"/>
+      <w:bookmarkStart w:id="4" w:name="_Toc243095609"/>
       <w:r>
         <w:rPr>
           <w:color w:val="1E3A8A"/>
@@ -4698,6 +4834,7 @@
                 <w:rFonts w:eastAsia="Calibri"/>
                 <w:sz w:val="17"/>
               </w:rPr>
+              <w:lastRenderedPageBreak/>
               <w:t>FR-02</w:t>
             </w:r>
           </w:p>
@@ -5136,7 +5273,7 @@
       <w:pPr>
         <w:pStyle w:val="Heading2"/>
       </w:pPr>
-      <w:bookmarkStart w:id="5" w:name="_Toc242189698"/>
+      <w:bookmarkStart w:id="5" w:name="_Toc243095610"/>
       <w:r>
         <w:rPr>
           <w:color w:val="1E3A8A"/>
@@ -5713,11 +5850,12 @@
       <w:pPr>
         <w:pStyle w:val="Heading1"/>
       </w:pPr>
-      <w:bookmarkStart w:id="6" w:name="_Toc242189699"/>
+      <w:bookmarkStart w:id="6" w:name="_Toc243095611"/>
       <w:r>
         <w:rPr>
           <w:color w:val="1E3A8A"/>
         </w:rPr>
+        <w:lastRenderedPageBreak/>
         <w:t>3. AS-IS Analysis (legacy ITS/Huawei engine)</w:t>
       </w:r>
       <w:bookmarkEnd w:id="6"/>
@@ -5754,7 +5892,7 @@
           <w:noProof/>
         </w:rPr>
         <w:drawing>
-          <wp:inline distT="0" distB="0" distL="0" distR="0" wp14:anchorId="7B2592EA" wp14:editId="6B8202C8">
+          <wp:inline distT="0" distB="0" distL="0" distR="0" wp14:anchorId="7B4DF850" wp14:editId="793C0813">
             <wp:extent cx="6126480" cy="3450803"/>
             <wp:effectExtent l="0" t="0" r="0" b="0"/>
             <wp:docPr id="1" name="Picture 1"/>
@@ -5809,7 +5947,7 @@
       <w:pPr>
         <w:pStyle w:val="Heading2"/>
       </w:pPr>
-      <w:bookmarkStart w:id="7" w:name="_Toc242189700"/>
+      <w:bookmarkStart w:id="7" w:name="_Toc243095612"/>
       <w:r>
         <w:rPr>
           <w:color w:val="1E3A8A"/>
@@ -6418,11 +6556,12 @@
       <w:pPr>
         <w:pStyle w:val="Heading2"/>
       </w:pPr>
-      <w:bookmarkStart w:id="8" w:name="_Toc242189701"/>
+      <w:bookmarkStart w:id="8" w:name="_Toc243095613"/>
       <w:r>
         <w:rPr>
           <w:color w:val="1E3A8A"/>
         </w:rPr>
+        <w:lastRenderedPageBreak/>
         <w:t>3.2 AS-IS data model</w:t>
       </w:r>
       <w:bookmarkEnd w:id="8"/>
@@ -6792,7 +6931,7 @@
       <w:pPr>
         <w:pStyle w:val="Heading2"/>
       </w:pPr>
-      <w:bookmarkStart w:id="9" w:name="_Toc242189702"/>
+      <w:bookmarkStart w:id="9" w:name="_Toc243095614"/>
       <w:r>
         <w:rPr>
           <w:color w:val="1E3A8A"/>
@@ -7170,7 +7309,7 @@
       <w:pPr>
         <w:pStyle w:val="Heading2"/>
       </w:pPr>
-      <w:bookmarkStart w:id="10" w:name="_Toc242189703"/>
+      <w:bookmarkStart w:id="10" w:name="_Toc243095615"/>
       <w:r>
         <w:rPr>
           <w:color w:val="1E3A8A"/>
@@ -7905,7 +8044,7 @@
       <w:pPr>
         <w:pStyle w:val="Heading2"/>
       </w:pPr>
-      <w:bookmarkStart w:id="11" w:name="_Toc242189704"/>
+      <w:bookmarkStart w:id="11" w:name="_Toc243095616"/>
       <w:r>
         <w:rPr>
           <w:color w:val="1E3A8A"/>
@@ -8217,7 +8356,15 @@
                 <w:rFonts w:eastAsia="Calibri"/>
                 <w:sz w:val="16"/>
               </w:rPr>
-              <w:t>hlrpip.c, intservice.c, vmservice.c</w:t>
+              <w:t xml:space="preserve">hlrpip.c, intservice.c, </w:t>
+            </w:r>
+            <w:r>
+              <w:rPr>
+                <w:rFonts w:eastAsia="Calibri"/>
+                <w:sz w:val="16"/>
+              </w:rPr>
+              <w:lastRenderedPageBreak/>
+              <w:t>vmservice.c</w:t>
             </w:r>
           </w:p>
         </w:tc>
@@ -8232,7 +8379,16 @@
                 <w:rFonts w:eastAsia="Calibri"/>
                 <w:sz w:val="16"/>
               </w:rPr>
-              <w:t>Obsolete / insecure</w:t>
+              <w:lastRenderedPageBreak/>
+              <w:t xml:space="preserve">Obsolete / </w:t>
+            </w:r>
+            <w:r>
+              <w:rPr>
+                <w:rFonts w:eastAsia="Calibri"/>
+                <w:sz w:val="16"/>
+              </w:rPr>
+              <w:lastRenderedPageBreak/>
+              <w:t>insecure</w:t>
             </w:r>
           </w:p>
         </w:tc>
@@ -8247,6 +8403,7 @@
                 <w:rFonts w:eastAsia="Calibri"/>
                 <w:sz w:val="16"/>
               </w:rPr>
+              <w:lastRenderedPageBreak/>
               <w:t>Retired; event or REST APIs</w:t>
             </w:r>
           </w:p>
@@ -8514,7 +8671,7 @@
       <w:pPr>
         <w:pStyle w:val="Heading2"/>
       </w:pPr>
-      <w:bookmarkStart w:id="12" w:name="_Toc242189705"/>
+      <w:bookmarkStart w:id="12" w:name="_Toc243095617"/>
       <w:r>
         <w:rPr>
           <w:color w:val="1E3A8A"/>
@@ -9138,11 +9295,12 @@
       <w:pPr>
         <w:pStyle w:val="Heading1"/>
       </w:pPr>
-      <w:bookmarkStart w:id="13" w:name="_Toc242189706"/>
+      <w:bookmarkStart w:id="13" w:name="_Toc243095618"/>
       <w:r>
         <w:rPr>
           <w:color w:val="1E3A8A"/>
         </w:rPr>
+        <w:lastRenderedPageBreak/>
         <w:t>4. Architecture Principles and Standards</w:t>
       </w:r>
       <w:bookmarkEnd w:id="13"/>
@@ -9151,7 +9309,7 @@
       <w:pPr>
         <w:pStyle w:val="Heading2"/>
       </w:pPr>
-      <w:bookmarkStart w:id="14" w:name="_Toc242189707"/>
+      <w:bookmarkStart w:id="14" w:name="_Toc243095619"/>
       <w:r>
         <w:rPr>
           <w:color w:val="1E3A8A"/>
@@ -9316,7 +9474,7 @@
       <w:pPr>
         <w:pStyle w:val="Heading2"/>
       </w:pPr>
-      <w:bookmarkStart w:id="15" w:name="_Toc242189708"/>
+      <w:bookmarkStart w:id="15" w:name="_Toc243095620"/>
       <w:r>
         <w:rPr>
           <w:color w:val="1E3A8A"/>
@@ -9905,11 +10063,12 @@
       <w:pPr>
         <w:pStyle w:val="Heading1"/>
       </w:pPr>
-      <w:bookmarkStart w:id="16" w:name="_Toc242189709"/>
+      <w:bookmarkStart w:id="16" w:name="_Toc243095621"/>
       <w:r>
         <w:rPr>
           <w:color w:val="1E3A8A"/>
         </w:rPr>
+        <w:lastRenderedPageBreak/>
         <w:t>5. High Level Design</w:t>
       </w:r>
       <w:bookmarkEnd w:id="16"/>
@@ -9918,7 +10077,7 @@
       <w:pPr>
         <w:pStyle w:val="Heading2"/>
       </w:pPr>
-      <w:bookmarkStart w:id="17" w:name="_Toc242189710"/>
+      <w:bookmarkStart w:id="17" w:name="_Toc243095622"/>
       <w:r>
         <w:rPr>
           <w:color w:val="1E3A8A"/>
@@ -9936,7 +10095,7 @@
           <w:noProof/>
         </w:rPr>
         <w:drawing>
-          <wp:inline distT="0" distB="0" distL="0" distR="0" wp14:anchorId="75B1A285" wp14:editId="3AB4CFDD">
+          <wp:inline distT="0" distB="0" distL="0" distR="0" wp14:anchorId="0F0EBA37" wp14:editId="430A8674">
             <wp:extent cx="6126480" cy="3721629"/>
             <wp:effectExtent l="0" t="0" r="0" b="0"/>
             <wp:docPr id="2" name="Picture 2"/>
@@ -10602,6 +10761,55 @@
                 <w:rFonts w:eastAsia="Calibri"/>
                 <w:sz w:val="16"/>
               </w:rPr>
+              <w:t>DxPS Console (Go API + Next.js UI)</w:t>
+            </w:r>
+          </w:p>
+        </w:tc>
+        <w:tc>
+          <w:tcPr>
+            <w:tcW w:w="5472" w:type="dxa"/>
+            <w:shd w:val="clear" w:color="auto" w:fill="F1F5F9"/>
+          </w:tcPr>
+          <w:p>
+            <w:r>
+              <w:rPr>
+                <w:rFonts w:eastAsia="Calibri"/>
+                <w:sz w:val="16"/>
+              </w:rPr>
+              <w:t>Signed-in operations and configuration console for all tenants: orders, DLQ redrive, NE faults, catalog drafts and Template Lab, tenant and NE inventory edits, reports, console users with roles (section 5.14)</w:t>
+            </w:r>
+          </w:p>
+        </w:tc>
+        <w:tc>
+          <w:tcPr>
+            <w:tcW w:w="2016" w:type="dxa"/>
+            <w:shd w:val="clear" w:color="auto" w:fill="F1F5F9"/>
+          </w:tcPr>
+          <w:p>
+            <w:r>
+              <w:rPr>
+                <w:rFonts w:eastAsia="Calibri"/>
+                <w:sz w:val="16"/>
+              </w:rPr>
+              <w:t>1 API + 1 UI instance; stateless UI</w:t>
+            </w:r>
+          </w:p>
+        </w:tc>
+      </w:tr>
+      <w:tr>
+        <w:trPr>
+          <w:jc w:val="center"/>
+        </w:trPr>
+        <w:tc>
+          <w:tcPr>
+            <w:tcW w:w="2016" w:type="dxa"/>
+          </w:tcPr>
+          <w:p>
+            <w:r>
+              <w:rPr>
+                <w:rFonts w:eastAsia="Calibri"/>
+                <w:sz w:val="16"/>
+              </w:rPr>
               <w:t>PostgreSQL</w:t>
             </w:r>
           </w:p>
@@ -10609,7 +10817,6 @@
         <w:tc>
           <w:tcPr>
             <w:tcW w:w="5472" w:type="dxa"/>
-            <w:shd w:val="clear" w:color="auto" w:fill="F1F5F9"/>
           </w:tcPr>
           <w:p>
             <w:r>
@@ -10624,7 +10831,6 @@
         <w:tc>
           <w:tcPr>
             <w:tcW w:w="2016" w:type="dxa"/>
-            <w:shd w:val="clear" w:color="auto" w:fill="F1F5F9"/>
           </w:tcPr>
           <w:p>
             <w:r>
@@ -10647,11 +10853,12 @@
       <w:pPr>
         <w:pStyle w:val="Heading2"/>
       </w:pPr>
-      <w:bookmarkStart w:id="18" w:name="_Toc242189711"/>
+      <w:bookmarkStart w:id="18" w:name="_Toc243095623"/>
       <w:r>
         <w:rPr>
           <w:color w:val="1E3A8A"/>
         </w:rPr>
+        <w:lastRenderedPageBreak/>
         <w:t>5.2 Multi-tenancy (host MNO and MVNOs)</w:t>
       </w:r>
       <w:bookmarkEnd w:id="18"/>
@@ -11015,7 +11222,7 @@
       <w:pPr>
         <w:pStyle w:val="Heading3"/>
       </w:pPr>
-      <w:bookmarkStart w:id="19" w:name="_Toc242189712"/>
+      <w:bookmarkStart w:id="19" w:name="_Toc243095624"/>
       <w:r>
         <w:rPr>
           <w:color w:val="1E3A8A"/>
@@ -11142,7 +11349,7 @@
       <w:pPr>
         <w:pStyle w:val="Heading3"/>
       </w:pPr>
-      <w:bookmarkStart w:id="20" w:name="_Toc242189713"/>
+      <w:bookmarkStart w:id="20" w:name="_Toc243095625"/>
       <w:r>
         <w:rPr>
           <w:color w:val="1E3A8A"/>
@@ -11215,7 +11422,7 @@
       <w:pPr>
         <w:pStyle w:val="Heading3"/>
       </w:pPr>
-      <w:bookmarkStart w:id="21" w:name="_Toc242189714"/>
+      <w:bookmarkStart w:id="21" w:name="_Toc243095626"/>
       <w:r>
         <w:rPr>
           <w:color w:val="1E3A8A"/>
@@ -11281,6 +11488,7 @@
         <w:rPr>
           <w:rFonts w:eastAsia="Calibri"/>
         </w:rPr>
+        <w:lastRenderedPageBreak/>
         <w:t>Onboarding: create the tenant, OAuth2 client, quotas, NE entitlements, catalog overrides and hub, all through APIs with no deployment.</w:t>
       </w:r>
     </w:p>
@@ -11288,7 +11496,7 @@
       <w:pPr>
         <w:pStyle w:val="Heading2"/>
       </w:pPr>
-      <w:bookmarkStart w:id="22" w:name="_Toc242189715"/>
+      <w:bookmarkStart w:id="22" w:name="_Toc243095627"/>
       <w:r>
         <w:rPr>
           <w:color w:val="1E3A8A"/>
@@ -11360,7 +11568,7 @@
       <w:pPr>
         <w:pStyle w:val="Heading2"/>
       </w:pPr>
-      <w:bookmarkStart w:id="23" w:name="_Toc242189716"/>
+      <w:bookmarkStart w:id="23" w:name="_Toc243095628"/>
       <w:r>
         <w:rPr>
           <w:color w:val="1E3A8A"/>
@@ -11378,7 +11586,7 @@
           <w:noProof/>
         </w:rPr>
         <w:drawing>
-          <wp:inline distT="0" distB="0" distL="0" distR="0" wp14:anchorId="45971B64" wp14:editId="51029774">
+          <wp:inline distT="0" distB="0" distL="0" distR="0" wp14:anchorId="05D4EC02" wp14:editId="546EB05D">
             <wp:extent cx="6126480" cy="3420156"/>
             <wp:effectExtent l="0" t="0" r="0" b="0"/>
             <wp:docPr id="3" name="Picture 3"/>
@@ -12148,7 +12356,15 @@
                 <w:rFonts w:eastAsia="Calibri"/>
                 <w:sz w:val="16"/>
               </w:rPr>
-              <w:t>Delayed retry ladder (not-before header)</w:t>
+              <w:t xml:space="preserve">Delayed retry ladder (not-before </w:t>
+            </w:r>
+            <w:r>
+              <w:rPr>
+                <w:rFonts w:eastAsia="Calibri"/>
+                <w:sz w:val="16"/>
+              </w:rPr>
+              <w:lastRenderedPageBreak/>
+              <w:t>header)</w:t>
             </w:r>
           </w:p>
         </w:tc>
@@ -12167,6 +12383,7 @@
                 <w:rFonts w:eastAsia="Calibri"/>
                 <w:sz w:val="16"/>
               </w:rPr>
+              <w:lastRenderedPageBreak/>
               <w:t>dxps.dlq</w:t>
             </w:r>
           </w:p>
@@ -12560,7 +12777,7 @@
       <w:pPr>
         <w:pStyle w:val="Heading2"/>
       </w:pPr>
-      <w:bookmarkStart w:id="24" w:name="_Toc242189717"/>
+      <w:bookmarkStart w:id="24" w:name="_Toc243095629"/>
       <w:r>
         <w:rPr>
           <w:color w:val="1E3A8A"/>
@@ -12706,7 +12923,7 @@
       <w:pPr>
         <w:pStyle w:val="Heading2"/>
       </w:pPr>
-      <w:bookmarkStart w:id="25" w:name="_Toc242189718"/>
+      <w:bookmarkStart w:id="25" w:name="_Toc243095630"/>
       <w:r>
         <w:rPr>
           <w:color w:val="1E3A8A"/>
@@ -13167,6 +13384,7 @@
         <w:rPr>
           <w:rFonts w:eastAsia="Calibri"/>
         </w:rPr>
+        <w:lastRenderedPageBreak/>
         <w:t>Aging: a P3 item waiting longer than its max_wait (default 60 s) is promoted one tier for scheduling. This prevents starvation.</w:t>
       </w:r>
     </w:p>
@@ -13222,7 +13440,7 @@
       <w:pPr>
         <w:pStyle w:val="Heading2"/>
       </w:pPr>
-      <w:bookmarkStart w:id="26" w:name="_Toc242189719"/>
+      <w:bookmarkStart w:id="26" w:name="_Toc243095631"/>
       <w:r>
         <w:rPr>
           <w:color w:val="1E3A8A"/>
@@ -13637,11 +13855,12 @@
       <w:pPr>
         <w:pStyle w:val="Heading2"/>
       </w:pPr>
-      <w:bookmarkStart w:id="27" w:name="_Toc242189720"/>
+      <w:bookmarkStart w:id="27" w:name="_Toc243095632"/>
       <w:r>
         <w:rPr>
           <w:color w:val="1E3A8A"/>
         </w:rPr>
+        <w:lastRenderedPageBreak/>
         <w:t>5.8 Many-to-many relations</w:t>
       </w:r>
       <w:bookmarkEnd w:id="27"/>
@@ -13655,7 +13874,7 @@
           <w:noProof/>
         </w:rPr>
         <w:drawing>
-          <wp:inline distT="0" distB="0" distL="0" distR="0" wp14:anchorId="6B792BF5" wp14:editId="229848A5">
+          <wp:inline distT="0" distB="0" distL="0" distR="0" wp14:anchorId="3570BCFF" wp14:editId="410F5AFA">
             <wp:extent cx="6126480" cy="3291943"/>
             <wp:effectExtent l="0" t="0" r="0" b="0"/>
             <wp:docPr id="4" name="Picture 4"/>
@@ -13862,7 +14081,7 @@
       <w:pPr>
         <w:pStyle w:val="Heading2"/>
       </w:pPr>
-      <w:bookmarkStart w:id="28" w:name="_Toc242189721"/>
+      <w:bookmarkStart w:id="28" w:name="_Toc243095633"/>
       <w:r>
         <w:rPr>
           <w:color w:val="1E3A8A"/>
@@ -14240,11 +14459,12 @@
       <w:pPr>
         <w:pStyle w:val="Heading2"/>
       </w:pPr>
-      <w:bookmarkStart w:id="29" w:name="_Toc242189722"/>
+      <w:bookmarkStart w:id="29" w:name="_Toc243095634"/>
       <w:r>
         <w:rPr>
           <w:color w:val="1E3A8A"/>
         </w:rPr>
+        <w:lastRenderedPageBreak/>
         <w:t>5.10 External network coverage (modern protocols only)</w:t>
       </w:r>
       <w:bookmarkEnd w:id="29"/>
@@ -15301,7 +15521,7 @@
       <w:pPr>
         <w:pStyle w:val="Heading2"/>
       </w:pPr>
-      <w:bookmarkStart w:id="30" w:name="_Toc242189723"/>
+      <w:bookmarkStart w:id="30" w:name="_Toc243095635"/>
       <w:r>
         <w:rPr>
           <w:color w:val="1E3A8A"/>
@@ -15398,7 +15618,7 @@
       <w:pPr>
         <w:pStyle w:val="Heading2"/>
       </w:pPr>
-      <w:bookmarkStart w:id="31" w:name="_Toc242189724"/>
+      <w:bookmarkStart w:id="31" w:name="_Toc243095636"/>
       <w:r>
         <w:rPr>
           <w:color w:val="1E3A8A"/>
@@ -15440,6 +15660,7 @@
         <w:rPr>
           <w:rFonts w:eastAsia="Calibri"/>
         </w:rPr>
+        <w:lastRenderedPageBreak/>
         <w:t>Tenant isolation in PostgreSQL: row-level security on every table (policy tenant = current_setting('app.tenant')), FORCE ROW LEVEL SECURITY, and an application role without BYPASSRLS. Only the audited ops role can work across tenants.</w:t>
       </w:r>
     </w:p>
@@ -15519,7 +15740,7 @@
       <w:pPr>
         <w:pStyle w:val="Heading2"/>
       </w:pPr>
-      <w:bookmarkStart w:id="32" w:name="_Toc242189725"/>
+      <w:bookmarkStart w:id="32" w:name="_Toc243095637"/>
       <w:r>
         <w:rPr>
           <w:color w:val="1E3A8A"/>
@@ -15601,38 +15822,484 @@
       </w:r>
     </w:p>
     <w:p>
-      <w:r>
-        <w:br w:type="page"/>
-      </w:r>
-    </w:p>
-    <w:p>
-      <w:pPr>
-        <w:pStyle w:val="Heading1"/>
-      </w:pPr>
-      <w:bookmarkStart w:id="33" w:name="_Toc242189726"/>
+      <w:pPr>
+        <w:pStyle w:val="Heading2"/>
+      </w:pPr>
+      <w:bookmarkStart w:id="33" w:name="_Toc243095638"/>
       <w:r>
         <w:rPr>
           <w:color w:val="1E3A8A"/>
         </w:rPr>
-        <w:t>6. Low Level Design</w:t>
+        <w:t>5.14 Operations and configuration console</w:t>
       </w:r>
       <w:bookmarkEnd w:id="33"/>
     </w:p>
     <w:p>
       <w:pPr>
-        <w:pStyle w:val="Heading2"/>
-      </w:pPr>
-      <w:bookmarkStart w:id="34" w:name="_Toc242189727"/>
+        <w:spacing w:after="80"/>
+      </w:pPr>
+      <w:r>
+        <w:rPr>
+          <w:rFonts w:eastAsia="Calibri"/>
+        </w:rPr>
+        <w:t>The DxPS console is the human interface for running and configuring the platform. The Mosaic dashboard stays as a read-only live view; the console adds sign-in, roles and changes. It sees all tenants, and every change it makes is written to the DxPS audit trail with actor console:&lt;user&gt;.</w:t>
+      </w:r>
+    </w:p>
+    <w:tbl>
+      <w:tblPr>
+        <w:tblStyle w:val="TableGrid"/>
+        <w:tblW w:w="0" w:type="auto"/>
+        <w:jc w:val="center"/>
+        <w:tblLook w:val="04A0" w:firstRow="1" w:lastRow="0" w:firstColumn="1" w:lastColumn="0" w:noHBand="0" w:noVBand="1"/>
+      </w:tblPr>
+      <w:tblGrid>
+        <w:gridCol w:w="2016"/>
+        <w:gridCol w:w="7488"/>
+      </w:tblGrid>
+      <w:tr>
+        <w:trPr>
+          <w:jc w:val="center"/>
+        </w:trPr>
+        <w:tc>
+          <w:tcPr>
+            <w:tcW w:w="2016" w:type="dxa"/>
+            <w:shd w:val="clear" w:color="auto" w:fill="1E3A8A"/>
+          </w:tcPr>
+          <w:p>
+            <w:r>
+              <w:rPr>
+                <w:rFonts w:eastAsia="Calibri"/>
+                <w:b/>
+                <w:color w:val="FFFFFF"/>
+                <w:sz w:val="16"/>
+              </w:rPr>
+              <w:t>Area</w:t>
+            </w:r>
+          </w:p>
+        </w:tc>
+        <w:tc>
+          <w:tcPr>
+            <w:tcW w:w="7488" w:type="dxa"/>
+            <w:shd w:val="clear" w:color="auto" w:fill="1E3A8A"/>
+          </w:tcPr>
+          <w:p>
+            <w:r>
+              <w:rPr>
+                <w:rFonts w:eastAsia="Calibri"/>
+                <w:b/>
+                <w:color w:val="FFFFFF"/>
+                <w:sz w:val="16"/>
+              </w:rPr>
+              <w:t>Capabilities</w:t>
+            </w:r>
+          </w:p>
+        </w:tc>
+      </w:tr>
+      <w:tr>
+        <w:trPr>
+          <w:jc w:val="center"/>
+        </w:trPr>
+        <w:tc>
+          <w:tcPr>
+            <w:tcW w:w="2016" w:type="dxa"/>
+          </w:tcPr>
+          <w:p>
+            <w:r>
+              <w:rPr>
+                <w:rFonts w:eastAsia="Calibri"/>
+                <w:sz w:val="16"/>
+              </w:rPr>
+              <w:t>Operations</w:t>
+            </w:r>
+          </w:p>
+        </w:tc>
+        <w:tc>
+          <w:tcPr>
+            <w:tcW w:w="7488" w:type="dxa"/>
+          </w:tcPr>
+          <w:p>
+            <w:r>
+              <w:rPr>
+                <w:rFonts w:eastAsia="Calibri"/>
+                <w:sz w:val="16"/>
+              </w:rPr>
+              <w:t>Dashboard of health, rates and lanes; service orders with the task graph and the NE request and response of every attempt; cancel; NE tasks; dead letters with redrive; simulator fault injection; Kafka topics and consumer lag</w:t>
+            </w:r>
+          </w:p>
+        </w:tc>
+      </w:tr>
+      <w:tr>
+        <w:trPr>
+          <w:jc w:val="center"/>
+        </w:trPr>
+        <w:tc>
+          <w:tcPr>
+            <w:tcW w:w="2016" w:type="dxa"/>
+            <w:shd w:val="clear" w:color="auto" w:fill="F1F5F9"/>
+          </w:tcPr>
+          <w:p>
+            <w:r>
+              <w:rPr>
+                <w:rFonts w:eastAsia="Calibri"/>
+                <w:sz w:val="16"/>
+              </w:rPr>
+              <w:t>Configuration</w:t>
+            </w:r>
+          </w:p>
+        </w:tc>
+        <w:tc>
+          <w:tcPr>
+            <w:tcW w:w="7488" w:type="dxa"/>
+            <w:shd w:val="clear" w:color="auto" w:fill="F1F5F9"/>
+          </w:tcPr>
+          <w:p>
+            <w:r>
+              <w:rPr>
+                <w:rFonts w:eastAsia="Calibri"/>
+                <w:sz w:val="16"/>
+              </w:rPr>
+              <w:t>Service catalog browser; catalog studio (drafts, validate, export); Template Lab (dry run of a spec through the real planner and renderers, no NE called); order composer; tenants (SLA tier, weight, quota, status); NE inventory (limits and entitlements)</w:t>
+            </w:r>
+          </w:p>
+        </w:tc>
+      </w:tr>
+      <w:tr>
+        <w:trPr>
+          <w:jc w:val="center"/>
+        </w:trPr>
+        <w:tc>
+          <w:tcPr>
+            <w:tcW w:w="2016" w:type="dxa"/>
+          </w:tcPr>
+          <w:p>
+            <w:r>
+              <w:rPr>
+                <w:rFonts w:eastAsia="Calibri"/>
+                <w:sz w:val="16"/>
+              </w:rPr>
+              <w:t>Insight</w:t>
+            </w:r>
+          </w:p>
+        </w:tc>
+        <w:tc>
+          <w:tcPr>
+            <w:tcW w:w="7488" w:type="dxa"/>
+          </w:tcPr>
+          <w:p>
+            <w:r>
+              <w:rPr>
+                <w:rFonts w:eastAsia="Calibri"/>
+                <w:sz w:val="16"/>
+              </w:rPr>
+              <w:t>Reports (volume, success, latency by tenant, spec and NE); load runs and security probes; test results; webhooks; audit trail</w:t>
+            </w:r>
+          </w:p>
+        </w:tc>
+      </w:tr>
+      <w:tr>
+        <w:trPr>
+          <w:jc w:val="center"/>
+        </w:trPr>
+        <w:tc>
+          <w:tcPr>
+            <w:tcW w:w="2016" w:type="dxa"/>
+            <w:shd w:val="clear" w:color="auto" w:fill="F1F5F9"/>
+          </w:tcPr>
+          <w:p>
+            <w:r>
+              <w:rPr>
+                <w:rFonts w:eastAsia="Calibri"/>
+                <w:sz w:val="16"/>
+              </w:rPr>
+              <w:t>Administration</w:t>
+            </w:r>
+          </w:p>
+        </w:tc>
+        <w:tc>
+          <w:tcPr>
+            <w:tcW w:w="7488" w:type="dxa"/>
+            <w:shd w:val="clear" w:color="auto" w:fill="F1F5F9"/>
+          </w:tcPr>
+          <w:p>
+            <w:r>
+              <w:rPr>
+                <w:rFonts w:eastAsia="Calibri"/>
+                <w:sz w:val="16"/>
+              </w:rPr>
+              <w:t>Console users and roles, settings, own password</w:t>
+            </w:r>
+          </w:p>
+        </w:tc>
+      </w:tr>
+    </w:tbl>
+    <w:p>
+      <w:pPr>
+        <w:spacing w:after="40"/>
+      </w:pPr>
+    </w:p>
+    <w:tbl>
+      <w:tblPr>
+        <w:tblStyle w:val="TableGrid"/>
+        <w:tblW w:w="0" w:type="auto"/>
+        <w:jc w:val="center"/>
+        <w:tblLook w:val="04A0" w:firstRow="1" w:lastRow="0" w:firstColumn="1" w:lastColumn="0" w:noHBand="0" w:noVBand="1"/>
+      </w:tblPr>
+      <w:tblGrid>
+        <w:gridCol w:w="2016"/>
+        <w:gridCol w:w="7488"/>
+      </w:tblGrid>
+      <w:tr>
+        <w:trPr>
+          <w:jc w:val="center"/>
+        </w:trPr>
+        <w:tc>
+          <w:tcPr>
+            <w:tcW w:w="2016" w:type="dxa"/>
+            <w:shd w:val="clear" w:color="auto" w:fill="1E3A8A"/>
+          </w:tcPr>
+          <w:p>
+            <w:r>
+              <w:rPr>
+                <w:rFonts w:eastAsia="Calibri"/>
+                <w:b/>
+                <w:color w:val="FFFFFF"/>
+                <w:sz w:val="16"/>
+              </w:rPr>
+              <w:t>Role</w:t>
+            </w:r>
+          </w:p>
+        </w:tc>
+        <w:tc>
+          <w:tcPr>
+            <w:tcW w:w="7488" w:type="dxa"/>
+            <w:shd w:val="clear" w:color="auto" w:fill="1E3A8A"/>
+          </w:tcPr>
+          <w:p>
+            <w:r>
+              <w:rPr>
+                <w:rFonts w:eastAsia="Calibri"/>
+                <w:b/>
+                <w:color w:val="FFFFFF"/>
+                <w:sz w:val="16"/>
+              </w:rPr>
+              <w:t>Adds</w:t>
+            </w:r>
+          </w:p>
+        </w:tc>
+      </w:tr>
+      <w:tr>
+        <w:trPr>
+          <w:jc w:val="center"/>
+        </w:trPr>
+        <w:tc>
+          <w:tcPr>
+            <w:tcW w:w="2016" w:type="dxa"/>
+          </w:tcPr>
+          <w:p>
+            <w:r>
+              <w:rPr>
+                <w:rFonts w:eastAsia="Calibri"/>
+                <w:sz w:val="16"/>
+              </w:rPr>
+              <w:t>viewer</w:t>
+            </w:r>
+          </w:p>
+        </w:tc>
+        <w:tc>
+          <w:tcPr>
+            <w:tcW w:w="7488" w:type="dxa"/>
+          </w:tcPr>
+          <w:p>
+            <w:r>
+              <w:rPr>
+                <w:rFonts w:eastAsia="Calibri"/>
+                <w:sz w:val="16"/>
+              </w:rPr>
+              <w:t>Read access to every page</w:t>
+            </w:r>
+          </w:p>
+        </w:tc>
+      </w:tr>
+      <w:tr>
+        <w:trPr>
+          <w:jc w:val="center"/>
+        </w:trPr>
+        <w:tc>
+          <w:tcPr>
+            <w:tcW w:w="2016" w:type="dxa"/>
+            <w:shd w:val="clear" w:color="auto" w:fill="F1F5F9"/>
+          </w:tcPr>
+          <w:p>
+            <w:r>
+              <w:rPr>
+                <w:rFonts w:eastAsia="Calibri"/>
+                <w:sz w:val="16"/>
+              </w:rPr>
+              <w:t>operator</w:t>
+            </w:r>
+          </w:p>
+        </w:tc>
+        <w:tc>
+          <w:tcPr>
+            <w:tcW w:w="7488" w:type="dxa"/>
+            <w:shd w:val="clear" w:color="auto" w:fill="F1F5F9"/>
+          </w:tcPr>
+          <w:p>
+            <w:r>
+              <w:rPr>
+                <w:rFonts w:eastAsia="Calibri"/>
+                <w:sz w:val="16"/>
+              </w:rPr>
+              <w:t>Submit and cancel orders, NE faults, DLQ redrive, load runs and probes</w:t>
+            </w:r>
+          </w:p>
+        </w:tc>
+      </w:tr>
+      <w:tr>
+        <w:trPr>
+          <w:jc w:val="center"/>
+        </w:trPr>
+        <w:tc>
+          <w:tcPr>
+            <w:tcW w:w="2016" w:type="dxa"/>
+          </w:tcPr>
+          <w:p>
+            <w:r>
+              <w:rPr>
+                <w:rFonts w:eastAsia="Calibri"/>
+                <w:sz w:val="16"/>
+              </w:rPr>
+              <w:t>configurator</w:t>
+            </w:r>
+          </w:p>
+        </w:tc>
+        <w:tc>
+          <w:tcPr>
+            <w:tcW w:w="7488" w:type="dxa"/>
+          </w:tcPr>
+          <w:p>
+            <w:r>
+              <w:rPr>
+                <w:rFonts w:eastAsia="Calibri"/>
+                <w:sz w:val="16"/>
+              </w:rPr>
+              <w:t>Tenant and NE inventory edits, catalog drafts, Template Lab</w:t>
+            </w:r>
+          </w:p>
+        </w:tc>
+      </w:tr>
+      <w:tr>
+        <w:trPr>
+          <w:jc w:val="center"/>
+        </w:trPr>
+        <w:tc>
+          <w:tcPr>
+            <w:tcW w:w="2016" w:type="dxa"/>
+            <w:shd w:val="clear" w:color="auto" w:fill="F1F5F9"/>
+          </w:tcPr>
+          <w:p>
+            <w:r>
+              <w:rPr>
+                <w:rFonts w:eastAsia="Calibri"/>
+                <w:sz w:val="16"/>
+              </w:rPr>
+              <w:t>admin</w:t>
+            </w:r>
+          </w:p>
+        </w:tc>
+        <w:tc>
+          <w:tcPr>
+            <w:tcW w:w="7488" w:type="dxa"/>
+            <w:shd w:val="clear" w:color="auto" w:fill="F1F5F9"/>
+          </w:tcPr>
+          <w:p>
+            <w:r>
+              <w:rPr>
+                <w:rFonts w:eastAsia="Calibri"/>
+                <w:sz w:val="16"/>
+              </w:rPr>
+              <w:t>Console user management</w:t>
+            </w:r>
+          </w:p>
+        </w:tc>
+      </w:tr>
+    </w:tbl>
+    <w:p>
+      <w:pPr>
+        <w:spacing w:after="40"/>
+      </w:pPr>
+    </w:p>
+    <w:p>
+      <w:pPr>
+        <w:pStyle w:val="ListBullet"/>
+        <w:spacing w:after="20"/>
+      </w:pPr>
+      <w:r>
+        <w:rPr>
+          <w:rFonts w:eastAsia="Calibri"/>
+        </w:rPr>
+        <w:t>Catalog changes are never applied to running services directly: a draft is validated (the full catalog is loaded with the change and every spec example is dry-run), tried in the Lab, exported, reviewed and released with the next build, so the catalog stays under version control.</w:t>
+      </w:r>
+    </w:p>
+    <w:p>
+      <w:pPr>
+        <w:pStyle w:val="ListBullet"/>
+        <w:spacing w:after="20"/>
+      </w:pPr>
+      <w:r>
+        <w:rPr>
+          <w:rFonts w:eastAsia="Calibri"/>
+        </w:rPr>
+        <w:t>Tenant, NE and entitlement changes apply live: the services reload the registry within about 10 seconds.</w:t>
+      </w:r>
+    </w:p>
+    <w:p>
+      <w:pPr>
+        <w:pStyle w:val="ListBullet"/>
+        <w:spacing w:after="20"/>
+      </w:pPr>
+      <w:r>
+        <w:rPr>
+          <w:rFonts w:eastAsia="Calibri"/>
+        </w:rPr>
+        <w:lastRenderedPageBreak/>
+        <w:t>Orders entered in the console use the same northbound path as any client: the gateway with a short-lived tenant token, so quotas, validation and idempotency apply unchanged.</w:t>
+      </w:r>
+    </w:p>
+    <w:p>
+      <w:r>
+        <w:br w:type="page"/>
+      </w:r>
+    </w:p>
+    <w:p>
+      <w:pPr>
+        <w:pStyle w:val="Heading1"/>
+      </w:pPr>
+      <w:bookmarkStart w:id="34" w:name="_Toc243095639"/>
       <w:r>
         <w:rPr>
           <w:color w:val="1E3A8A"/>
         </w:rPr>
-        <w:t>6.1 Go code base layout</w:t>
+        <w:lastRenderedPageBreak/>
+        <w:t>6. Low Level Design</w:t>
       </w:r>
       <w:bookmarkEnd w:id="34"/>
     </w:p>
     <w:p>
       <w:pPr>
+        <w:pStyle w:val="Heading2"/>
+      </w:pPr>
+      <w:bookmarkStart w:id="35" w:name="_Toc243095640"/>
+      <w:r>
+        <w:rPr>
+          <w:color w:val="1E3A8A"/>
+        </w:rPr>
+        <w:t>6.1 Go code base layout</w:t>
+      </w:r>
+      <w:bookmarkEnd w:id="35"/>
+    </w:p>
+    <w:p>
+      <w:pPr>
         <w:shd w:val="clear" w:color="auto" w:fill="F3F4F6"/>
         <w:spacing w:before="60" w:after="120"/>
         <w:ind w:left="144"/>
@@ -15674,12 +16341,6 @@
           <w:sz w:val="15"/>
         </w:rPr>
         <w:br/>
-      </w:r>
-      <w:r>
-        <w:rPr>
-          <w:rFonts w:ascii="Consolas" w:eastAsia="Consolas" w:hAnsi="Consolas"/>
-          <w:sz w:val="15"/>
-        </w:rPr>
         <w:t xml:space="preserve">    adapter/           # one binary, domain selected by config (sba|ims|netconf|esim|bss|access|exposure)</w:t>
       </w:r>
       <w:r>
@@ -15688,6 +16349,12 @@
           <w:sz w:val="15"/>
         </w:rPr>
         <w:br/>
+      </w:r>
+      <w:r>
+        <w:rPr>
+          <w:rFonts w:ascii="Consolas" w:eastAsia="Consolas" w:hAnsi="Consolas"/>
+          <w:sz w:val="15"/>
+        </w:rPr>
         <w:t xml:space="preserve">    eventhub/          # TMF688 hub + webhook delivery</w:t>
       </w:r>
       <w:r>
@@ -15736,12 +16403,6 @@
           <w:sz w:val="15"/>
         </w:rPr>
         <w:br/>
-      </w:r>
-      <w:r>
-        <w:rPr>
-          <w:rFonts w:ascii="Consolas" w:eastAsia="Consolas" w:hAnsi="Consolas"/>
-          <w:sz w:val="15"/>
-        </w:rPr>
         <w:t xml:space="preserve">    kafka/             # franz-go wrappers: producer, tiered consumer, key-lane executor, EOS helpers</w:t>
       </w:r>
       <w:r>
@@ -15750,6 +16411,12 @@
           <w:sz w:val="15"/>
         </w:rPr>
         <w:br/>
+      </w:r>
+      <w:r>
+        <w:rPr>
+          <w:rFonts w:ascii="Consolas" w:eastAsia="Consolas" w:hAnsi="Consolas"/>
+          <w:sz w:val="15"/>
+        </w:rPr>
         <w:t xml:space="preserve">    store/             # pgx v5 + sqlc generated queries, migrations (goose / atlas)</w:t>
       </w:r>
       <w:r>
@@ -15790,12 +16457,6 @@
           <w:sz w:val="15"/>
         </w:rPr>
         <w:br/>
-      </w:r>
-      <w:r>
-        <w:rPr>
-          <w:rFonts w:ascii="Consolas" w:eastAsia="Consolas" w:hAnsi="Consolas"/>
-          <w:sz w:val="15"/>
-        </w:rPr>
         <w:t xml:space="preserve">    adapters/spi/      # Adapter interface, NE registry, rate limiting, circuit breaker</w:t>
       </w:r>
       <w:r>
@@ -15812,6 +16473,12 @@
           <w:sz w:val="15"/>
         </w:rPr>
         <w:br/>
+      </w:r>
+      <w:r>
+        <w:rPr>
+          <w:rFonts w:ascii="Consolas" w:eastAsia="Consolas" w:hAnsi="Consolas"/>
+          <w:sz w:val="15"/>
+        </w:rPr>
         <w:t xml:space="preserve">    adapters/netconf/  # NETCONF (nemith/netconf) + RESTCONF + gNMI (openconfig/gnmi)</w:t>
       </w:r>
       <w:r>
@@ -15852,12 +16519,6 @@
           <w:sz w:val="15"/>
         </w:rPr>
         <w:br/>
-      </w:r>
-      <w:r>
-        <w:rPr>
-          <w:rFonts w:ascii="Consolas" w:eastAsia="Consolas" w:hAnsi="Consolas"/>
-          <w:sz w:val="15"/>
-        </w:rPr>
         <w:t xml:space="preserve">  api/proto/           # protobuf contracts (BusinessCommand, NeTask, TaskResult, OrderEvent)</w:t>
       </w:r>
       <w:r>
@@ -15874,6 +16535,12 @@
           <w:sz w:val="15"/>
         </w:rPr>
         <w:br/>
+      </w:r>
+      <w:r>
+        <w:rPr>
+          <w:rFonts w:ascii="Consolas" w:eastAsia="Consolas" w:hAnsi="Consolas"/>
+          <w:sz w:val="15"/>
+        </w:rPr>
         <w:t xml:space="preserve">  deploy/helm/  deploy/kafka/  deploy/postgres/</w:t>
       </w:r>
     </w:p>
@@ -16390,14 +17057,14 @@
       <w:pPr>
         <w:pStyle w:val="Heading2"/>
       </w:pPr>
-      <w:bookmarkStart w:id="35" w:name="_Toc242189728"/>
+      <w:bookmarkStart w:id="36" w:name="_Toc243095641"/>
       <w:r>
         <w:rPr>
           <w:color w:val="1E3A8A"/>
         </w:rPr>
         <w:t>6.2 Message contracts (protobuf)</w:t>
       </w:r>
-      <w:bookmarkEnd w:id="35"/>
+      <w:bookmarkEnd w:id="36"/>
     </w:p>
     <w:p>
       <w:pPr>
@@ -16472,12 +17139,6 @@
           <w:sz w:val="15"/>
         </w:rPr>
         <w:br/>
-      </w:r>
-      <w:r>
-        <w:rPr>
-          <w:rFonts w:ascii="Consolas" w:eastAsia="Consolas" w:hAnsi="Consolas"/>
-          <w:sz w:val="15"/>
-        </w:rPr>
         <w:t>message BusinessCommand {                  // topic dxps.bc.p{0..3}, key = tenant|entity_key</w:t>
       </w:r>
       <w:r>
@@ -16494,6 +17155,12 @@
           <w:sz w:val="15"/>
         </w:rPr>
         <w:br/>
+      </w:r>
+      <w:r>
+        <w:rPr>
+          <w:rFonts w:ascii="Consolas" w:eastAsia="Consolas" w:hAnsi="Consolas"/>
+          <w:sz w:val="15"/>
+        </w:rPr>
         <w:t xml:space="preserve">  string message_id      = 2;              // UUIDv7, producer-generated (dedupe)</w:t>
       </w:r>
       <w:r>
@@ -16532,6 +17199,7 @@
           <w:rFonts w:ascii="Consolas" w:eastAsia="Consolas" w:hAnsi="Consolas"/>
           <w:sz w:val="15"/>
         </w:rPr>
+        <w:lastRenderedPageBreak/>
         <w:t xml:space="preserve">  string entity_key      = 6;              // e.g. "supi:imsi-4150..." or "msisdn:9627..."</w:t>
       </w:r>
       <w:r>
@@ -16548,6 +17216,12 @@
           <w:sz w:val="15"/>
         </w:rPr>
         <w:br/>
+      </w:r>
+      <w:r>
+        <w:rPr>
+          <w:rFonts w:ascii="Consolas" w:eastAsia="Consolas" w:hAnsi="Consolas"/>
+          <w:sz w:val="15"/>
+        </w:rPr>
         <w:t xml:space="preserve">  repeated string extra_entity_keys = 8;   // multi-entity commands (same tenant)</w:t>
       </w:r>
       <w:r>
@@ -16588,12 +17262,6 @@
           <w:sz w:val="15"/>
         </w:rPr>
         <w:br/>
-      </w:r>
-      <w:r>
-        <w:rPr>
-          <w:rFonts w:ascii="Consolas" w:eastAsia="Consolas" w:hAnsi="Consolas"/>
-          <w:sz w:val="15"/>
-        </w:rPr>
         <w:t xml:space="preserve">  TxMode tx_mode         = 13;</w:t>
       </w:r>
       <w:r>
@@ -16618,6 +17286,12 @@
           <w:sz w:val="15"/>
         </w:rPr>
         <w:br/>
+      </w:r>
+      <w:r>
+        <w:rPr>
+          <w:rFonts w:ascii="Consolas" w:eastAsia="Consolas" w:hAnsi="Consolas"/>
+          <w:sz w:val="15"/>
+        </w:rPr>
         <w:t xml:space="preserve">  google.protobuf.Timestamp deadline = 16;</w:t>
       </w:r>
       <w:r>
@@ -16657,12 +17331,6 @@
           <w:sz w:val="15"/>
         </w:rPr>
         <w:br/>
-      </w:r>
-      <w:r>
-        <w:rPr>
-          <w:rFonts w:ascii="Consolas" w:eastAsia="Consolas" w:hAnsi="Consolas"/>
-          <w:sz w:val="15"/>
-        </w:rPr>
         <w:t xml:space="preserve">  string tenant = 1; string task_id = 2; string order_id = 3; string ne_id = 4; string entity_key = 5;</w:t>
       </w:r>
       <w:r>
@@ -16679,6 +17347,12 @@
           <w:sz w:val="15"/>
         </w:rPr>
         <w:br/>
+      </w:r>
+      <w:r>
+        <w:rPr>
+          <w:rFonts w:ascii="Consolas" w:eastAsia="Consolas" w:hAnsi="Consolas"/>
+          <w:sz w:val="15"/>
+        </w:rPr>
         <w:t xml:space="preserve">  bytes  request = 7;                      // rendered payload (JSON / XML-YANG / protobuf)</w:t>
       </w:r>
       <w:r>
@@ -16711,12 +17385,6 @@
           <w:sz w:val="15"/>
         </w:rPr>
         <w:br/>
-      </w:r>
-      <w:r>
-        <w:rPr>
-          <w:rFonts w:ascii="Consolas" w:eastAsia="Consolas" w:hAnsi="Consolas"/>
-          <w:sz w:val="15"/>
-        </w:rPr>
         <w:t xml:space="preserve">  bool   compensation = 13;</w:t>
       </w:r>
       <w:r>
@@ -16756,6 +17424,12 @@
           <w:sz w:val="15"/>
         </w:rPr>
         <w:br/>
+      </w:r>
+      <w:r>
+        <w:rPr>
+          <w:rFonts w:ascii="Consolas" w:eastAsia="Consolas" w:hAnsi="Consolas"/>
+          <w:sz w:val="15"/>
+        </w:rPr>
         <w:t xml:space="preserve">  enum Outcome { SUCCEEDED = 0; RETRYABLE = 1; FAILED = 2; }</w:t>
       </w:r>
       <w:r>
@@ -16815,27 +17489,27 @@
       <w:pPr>
         <w:pStyle w:val="Heading2"/>
       </w:pPr>
-      <w:bookmarkStart w:id="36" w:name="_Toc242189729"/>
+      <w:bookmarkStart w:id="37" w:name="_Toc243095642"/>
       <w:r>
         <w:rPr>
           <w:color w:val="1E3A8A"/>
         </w:rPr>
         <w:t>6.3 Kafka client and broker configuration</w:t>
       </w:r>
-      <w:bookmarkEnd w:id="36"/>
+      <w:bookmarkEnd w:id="37"/>
     </w:p>
     <w:p>
       <w:pPr>
         <w:pStyle w:val="Heading3"/>
       </w:pPr>
-      <w:bookmarkStart w:id="37" w:name="_Toc242189730"/>
+      <w:bookmarkStart w:id="38" w:name="_Toc243095643"/>
       <w:r>
         <w:rPr>
           <w:color w:val="1E3A8A"/>
         </w:rPr>
         <w:t>6.3.1 Producer (franz-go equivalents)</w:t>
       </w:r>
-      <w:bookmarkEnd w:id="37"/>
+      <w:bookmarkEnd w:id="38"/>
     </w:p>
     <w:tbl>
       <w:tblPr>
@@ -17498,14 +18172,14 @@
       <w:pPr>
         <w:pStyle w:val="Heading3"/>
       </w:pPr>
-      <w:bookmarkStart w:id="38" w:name="_Toc242189731"/>
+      <w:bookmarkStart w:id="39" w:name="_Toc243095644"/>
       <w:r>
         <w:rPr>
           <w:color w:val="1E3A8A"/>
         </w:rPr>
         <w:t>6.3.2 Consumer</w:t>
       </w:r>
-      <w:bookmarkEnd w:id="38"/>
+      <w:bookmarkEnd w:id="39"/>
     </w:p>
     <w:tbl>
       <w:tblPr>
@@ -17667,7 +18341,15 @@
                 <w:rFonts w:eastAsia="Calibri"/>
                 <w:sz w:val="16"/>
               </w:rPr>
-              <w:t>Static membership: rolling restarts do not trigger rebalances</w:t>
+              <w:t xml:space="preserve">Static membership: rolling restarts do not trigger </w:t>
+            </w:r>
+            <w:r>
+              <w:rPr>
+                <w:rFonts w:eastAsia="Calibri"/>
+                <w:sz w:val="16"/>
+              </w:rPr>
+              <w:lastRenderedPageBreak/>
+              <w:t>rebalances</w:t>
             </w:r>
           </w:p>
         </w:tc>
@@ -17686,6 +18368,7 @@
                 <w:rFonts w:eastAsia="Calibri"/>
                 <w:sz w:val="16"/>
               </w:rPr>
+              <w:lastRenderedPageBreak/>
               <w:t>isolation.level</w:t>
             </w:r>
           </w:p>
@@ -17973,14 +18656,14 @@
       <w:pPr>
         <w:pStyle w:val="Heading3"/>
       </w:pPr>
-      <w:bookmarkStart w:id="39" w:name="_Toc242189732"/>
+      <w:bookmarkStart w:id="40" w:name="_Toc243095645"/>
       <w:r>
         <w:rPr>
           <w:color w:val="1E3A8A"/>
         </w:rPr>
         <w:t>6.3.3 Broker / topic</w:t>
       </w:r>
-      <w:bookmarkEnd w:id="39"/>
+      <w:bookmarkEnd w:id="40"/>
     </w:p>
     <w:tbl>
       <w:tblPr>
@@ -18592,14 +19275,14 @@
       <w:pPr>
         <w:pStyle w:val="Heading2"/>
       </w:pPr>
-      <w:bookmarkStart w:id="40" w:name="_Toc242189733"/>
+      <w:bookmarkStart w:id="41" w:name="_Toc243095646"/>
       <w:r>
         <w:rPr>
           <w:color w:val="1E3A8A"/>
         </w:rPr>
         <w:t>6.4 Tiered consumer and weighted-fair scheduler (Go)</w:t>
       </w:r>
-      <w:bookmarkEnd w:id="40"/>
+      <w:bookmarkEnd w:id="41"/>
     </w:p>
     <w:p>
       <w:pPr>
@@ -18891,6 +19574,7 @@
           <w:rFonts w:ascii="Consolas" w:eastAsia="Consolas" w:hAnsi="Consolas"/>
           <w:sz w:val="15"/>
         </w:rPr>
+        <w:lastRenderedPageBreak/>
         <w:t xml:space="preserve">                select {</w:t>
       </w:r>
       <w:r>
@@ -19212,14 +19896,14 @@
       <w:pPr>
         <w:pStyle w:val="Heading2"/>
       </w:pPr>
-      <w:bookmarkStart w:id="41" w:name="_Toc242189734"/>
+      <w:bookmarkStart w:id="42" w:name="_Toc243095647"/>
       <w:r>
         <w:rPr>
           <w:color w:val="1E3A8A"/>
         </w:rPr>
         <w:t>6.5 Key-lane executor (ordering with parallelism)</w:t>
       </w:r>
-      <w:bookmarkEnd w:id="41"/>
+      <w:bookmarkEnd w:id="42"/>
     </w:p>
     <w:p>
       <w:pPr>
@@ -19380,6 +20064,7 @@
           <w:rFonts w:ascii="Consolas" w:eastAsia="Consolas" w:hAnsi="Consolas"/>
           <w:sz w:val="15"/>
         </w:rPr>
+        <w:lastRenderedPageBreak/>
         <w:t xml:space="preserve">    if err != nil { routeToRetryOrDLQ(r, err) }       // never block the lane on a poison message</w:t>
       </w:r>
       <w:r>
@@ -19419,14 +20104,14 @@
       <w:pPr>
         <w:pStyle w:val="Heading2"/>
       </w:pPr>
-      <w:bookmarkStart w:id="42" w:name="_Toc242189735"/>
+      <w:bookmarkStart w:id="43" w:name="_Toc243095648"/>
       <w:r>
         <w:rPr>
           <w:color w:val="1E3A8A"/>
         </w:rPr>
         <w:t>6.6 Orchestrator: BC ingestion step</w:t>
       </w:r>
-      <w:bookmarkEnd w:id="42"/>
+      <w:bookmarkEnd w:id="43"/>
     </w:p>
     <w:p>
       <w:pPr>
@@ -19437,7 +20122,7 @@
           <w:noProof/>
         </w:rPr>
         <w:drawing>
-          <wp:inline distT="0" distB="0" distL="0" distR="0" wp14:anchorId="4727B87C" wp14:editId="59DD3F04">
+          <wp:inline distT="0" distB="0" distL="0" distR="0" wp14:anchorId="05220895" wp14:editId="05AFF4DA">
             <wp:extent cx="6309360" cy="3581859"/>
             <wp:effectExtent l="0" t="0" r="0" b="0"/>
             <wp:docPr id="5" name="Picture 5"/>
@@ -19752,6 +20437,13 @@
           <w:sz w:val="15"/>
         </w:rPr>
         <w:br/>
+      </w:r>
+      <w:r>
+        <w:rPr>
+          <w:rFonts w:ascii="Consolas" w:eastAsia="Consolas" w:hAnsi="Consolas"/>
+          <w:sz w:val="15"/>
+        </w:rPr>
+        <w:lastRenderedPageBreak/>
         <w:t xml:space="preserve">    if err != nil { return err }                         // record retried by the executor; dedupe makes it safe</w:t>
       </w:r>
       <w:r>
@@ -19783,14 +20475,14 @@
       <w:pPr>
         <w:pStyle w:val="Heading2"/>
       </w:pPr>
-      <w:bookmarkStart w:id="43" w:name="_Toc242189736"/>
+      <w:bookmarkStart w:id="44" w:name="_Toc243095649"/>
       <w:r>
         <w:rPr>
           <w:color w:val="1E3A8A"/>
         </w:rPr>
         <w:t>6.7 Entity sequencer</w:t>
       </w:r>
-      <w:bookmarkEnd w:id="43"/>
+      <w:bookmarkEnd w:id="44"/>
     </w:p>
     <w:p>
       <w:pPr>
@@ -19967,14 +20659,14 @@
       <w:pPr>
         <w:pStyle w:val="Heading2"/>
       </w:pPr>
-      <w:bookmarkStart w:id="44" w:name="_Toc242189737"/>
+      <w:bookmarkStart w:id="45" w:name="_Toc243095650"/>
       <w:r>
         <w:rPr>
           <w:color w:val="1E3A8A"/>
         </w:rPr>
         <w:t>6.8 Result handling, retries, compensation</w:t>
       </w:r>
-      <w:bookmarkEnd w:id="44"/>
+      <w:bookmarkEnd w:id="45"/>
     </w:p>
     <w:p>
       <w:pPr>
@@ -19985,7 +20677,7 @@
           <w:noProof/>
         </w:rPr>
         <w:drawing>
-          <wp:inline distT="0" distB="0" distL="0" distR="0" wp14:anchorId="17C771B8" wp14:editId="59625D95">
+          <wp:inline distT="0" distB="0" distL="0" distR="0" wp14:anchorId="4A5115ED" wp14:editId="23C310EC">
             <wp:extent cx="5852160" cy="2858446"/>
             <wp:effectExtent l="0" t="0" r="0" b="0"/>
             <wp:docPr id="6" name="Picture 6"/>
@@ -20312,6 +21004,7 @@
                 <w:rFonts w:eastAsia="Calibri"/>
                 <w:sz w:val="16"/>
               </w:rPr>
+              <w:lastRenderedPageBreak/>
               <w:t>Attempts exhausted (default 8) or deadline passed</w:t>
             </w:r>
           </w:p>
@@ -20575,14 +21268,14 @@
       <w:pPr>
         <w:pStyle w:val="Heading2"/>
       </w:pPr>
-      <w:bookmarkStart w:id="45" w:name="_Toc242189738"/>
+      <w:bookmarkStart w:id="46" w:name="_Toc243095651"/>
       <w:r>
         <w:rPr>
           <w:color w:val="1E3A8A"/>
         </w:rPr>
         <w:t>6.9 Adapter SPI</w:t>
       </w:r>
-      <w:bookmarkEnd w:id="45"/>
+      <w:bookmarkEnd w:id="46"/>
     </w:p>
     <w:p>
       <w:pPr>
@@ -21096,7 +21789,15 @@
                 <w:rFonts w:eastAsia="Calibri"/>
                 <w:sz w:val="16"/>
               </w:rPr>
-              <w:t>OCS/CHF account and bundle, TMF654/666, NPDB porting</w:t>
+              <w:t xml:space="preserve">OCS/CHF account and bundle, TMF654/666, NPDB </w:t>
+            </w:r>
+            <w:r>
+              <w:rPr>
+                <w:rFonts w:eastAsia="Calibri"/>
+                <w:sz w:val="16"/>
+              </w:rPr>
+              <w:lastRenderedPageBreak/>
+              <w:t>porting</w:t>
             </w:r>
           </w:p>
         </w:tc>
@@ -21110,6 +21811,7 @@
                 <w:rFonts w:eastAsia="Calibri"/>
                 <w:sz w:val="16"/>
               </w:rPr>
+              <w:lastRenderedPageBreak/>
               <w:t>REST; idempotency via request id</w:t>
             </w:r>
           </w:p>
@@ -21222,14 +21924,14 @@
       <w:pPr>
         <w:pStyle w:val="Heading2"/>
       </w:pPr>
-      <w:bookmarkStart w:id="46" w:name="_Toc242189739"/>
+      <w:bookmarkStart w:id="47" w:name="_Toc243095652"/>
       <w:r>
         <w:rPr>
           <w:color w:val="1E3A8A"/>
         </w:rPr>
         <w:t>6.10 Catalog / decomposition (replaces the legacy MMLGEN templates)</w:t>
       </w:r>
-      <w:bookmarkEnd w:id="46"/>
+      <w:bookmarkEnd w:id="47"/>
     </w:p>
     <w:p>
       <w:pPr>
@@ -21543,14 +22245,15 @@
       <w:pPr>
         <w:pStyle w:val="Heading2"/>
       </w:pPr>
-      <w:bookmarkStart w:id="47" w:name="_Toc242189740"/>
+      <w:bookmarkStart w:id="48" w:name="_Toc243095653"/>
       <w:r>
         <w:rPr>
           <w:color w:val="1E3A8A"/>
         </w:rPr>
+        <w:lastRenderedPageBreak/>
         <w:t>6.11 PostgreSQL physical design (multi-tenant)</w:t>
       </w:r>
-      <w:bookmarkEnd w:id="47"/>
+      <w:bookmarkEnd w:id="48"/>
     </w:p>
     <w:p>
       <w:pPr>
@@ -21561,7 +22264,7 @@
           <w:noProof/>
         </w:rPr>
         <w:drawing>
-          <wp:inline distT="0" distB="0" distL="0" distR="0" wp14:anchorId="2DAD10BF" wp14:editId="63682D47">
+          <wp:inline distT="0" distB="0" distL="0" distR="0" wp14:anchorId="0D6CEFD3" wp14:editId="27392D13">
             <wp:extent cx="6035040" cy="4078424"/>
             <wp:effectExtent l="0" t="0" r="0" b="0"/>
             <wp:docPr id="7" name="Picture 7"/>
@@ -21853,6 +22556,13 @@
           <w:sz w:val="15"/>
         </w:rPr>
         <w:br/>
+      </w:r>
+      <w:r>
+        <w:rPr>
+          <w:rFonts w:ascii="Consolas" w:eastAsia="Consolas" w:hAnsi="Consolas"/>
+          <w:sz w:val="15"/>
+        </w:rPr>
+        <w:lastRenderedPageBreak/>
         <w:t xml:space="preserve">  shared bool NOT NULL DEFAULT false, max_tps int NOT NULL, max_concurrency int NOT NULL,</w:t>
       </w:r>
       <w:r>
@@ -22422,6 +23132,7 @@
           <w:rFonts w:ascii="Consolas" w:eastAsia="Consolas" w:hAnsi="Consolas"/>
           <w:sz w:val="15"/>
         </w:rPr>
+        <w:lastRenderedPageBreak/>
         <w:br/>
       </w:r>
       <w:r>
@@ -22991,6 +23702,7 @@
           <w:rFonts w:ascii="Consolas" w:eastAsia="Consolas" w:hAnsi="Consolas"/>
           <w:sz w:val="15"/>
         </w:rPr>
+        <w:lastRenderedPageBreak/>
         <w:br/>
       </w:r>
       <w:r>
@@ -23347,14 +24059,14 @@
       <w:pPr>
         <w:pStyle w:val="Heading2"/>
       </w:pPr>
-      <w:bookmarkStart w:id="48" w:name="_Toc242189741"/>
+      <w:bookmarkStart w:id="49" w:name="_Toc243095654"/>
       <w:r>
         <w:rPr>
           <w:color w:val="1E3A8A"/>
         </w:rPr>
         <w:t>6.12 Northbound API examples</w:t>
       </w:r>
-      <w:bookmarkEnd w:id="48"/>
+      <w:bookmarkEnd w:id="49"/>
     </w:p>
     <w:p>
       <w:pPr>
@@ -23379,6 +24091,7 @@
           <w:rFonts w:ascii="Consolas" w:eastAsia="Consolas" w:hAnsi="Consolas"/>
           <w:sz w:val="15"/>
         </w:rPr>
+        <w:lastRenderedPageBreak/>
         <w:t>POST /tmf-api/serviceOrdering/v5/serviceOrder</w:t>
       </w:r>
       <w:r>
@@ -23744,14 +24457,14 @@
       <w:pPr>
         <w:pStyle w:val="Heading2"/>
       </w:pPr>
-      <w:bookmarkStart w:id="49" w:name="_Toc242189742"/>
+      <w:bookmarkStart w:id="50" w:name="_Toc243095655"/>
       <w:r>
         <w:rPr>
           <w:color w:val="1E3A8A"/>
         </w:rPr>
         <w:t>6.13 Error model</w:t>
       </w:r>
-      <w:bookmarkEnd w:id="49"/>
+      <w:bookmarkEnd w:id="50"/>
     </w:p>
     <w:tbl>
       <w:tblPr>
@@ -24479,14 +25192,15 @@
       <w:pPr>
         <w:pStyle w:val="Heading2"/>
       </w:pPr>
-      <w:bookmarkStart w:id="50" w:name="_Toc242189743"/>
+      <w:bookmarkStart w:id="51" w:name="_Toc243095656"/>
       <w:r>
         <w:rPr>
           <w:color w:val="1E3A8A"/>
         </w:rPr>
+        <w:lastRenderedPageBreak/>
         <w:t>6.14 Performance and capacity model</w:t>
       </w:r>
-      <w:bookmarkEnd w:id="50"/>
+      <w:bookmarkEnd w:id="51"/>
     </w:p>
     <w:tbl>
       <w:tblPr>
@@ -24857,14 +25571,14 @@
       <w:pPr>
         <w:pStyle w:val="Heading2"/>
       </w:pPr>
-      <w:bookmarkStart w:id="51" w:name="_Toc242189744"/>
+      <w:bookmarkStart w:id="52" w:name="_Toc243095657"/>
       <w:r>
         <w:rPr>
           <w:color w:val="1E3A8A"/>
         </w:rPr>
         <w:t>6.15 Testing strategy</w:t>
       </w:r>
-      <w:bookmarkEnd w:id="51"/>
+      <w:bookmarkEnd w:id="52"/>
     </w:p>
     <w:p>
       <w:pPr>
@@ -24964,16 +25678,633 @@
     </w:p>
     <w:p>
       <w:pPr>
+        <w:pStyle w:val="Heading2"/>
+      </w:pPr>
+      <w:bookmarkStart w:id="53" w:name="_Toc243095658"/>
+      <w:r>
+        <w:rPr>
+          <w:color w:val="1E3A8A"/>
+        </w:rPr>
+        <w:t>6.16 Console API and web UI</w:t>
+      </w:r>
+      <w:bookmarkEnd w:id="53"/>
+    </w:p>
+    <w:p>
+      <w:pPr>
+        <w:spacing w:after="80"/>
+      </w:pPr>
+      <w:r>
+        <w:rPr>
+          <w:rFonts w:eastAsia="Calibri"/>
+        </w:rPr>
+        <w:t>The console (section 5.14) is two processes. The console API (cmd/console, internal/console) is a Go HTTPS server bound to loopback (127.0.0.1:8446) with a certificate issued from the platform CA. The web UI (dxps/console) is a Next.js 16 application on port 8092 whose server side acts as a backend-for-frontend: browser calls to /bff/* are forwarded to /api/v1/* on the console API.</w:t>
+      </w:r>
+    </w:p>
+    <w:p>
+      <w:pPr>
+        <w:shd w:val="clear" w:color="auto" w:fill="F3F4F6"/>
+        <w:spacing w:before="60" w:after="120"/>
+        <w:ind w:left="144"/>
+      </w:pPr>
+      <w:r>
+        <w:rPr>
+          <w:rFonts w:ascii="Consolas" w:eastAsia="Consolas" w:hAnsi="Consolas"/>
+          <w:sz w:val="15"/>
+        </w:rPr>
+        <w:t>browser --HTTPS, cookie dxps_console + x-dxps-csrf--&gt; console UI (Next.js BFF, :8092)</w:t>
+      </w:r>
+      <w:r>
+        <w:rPr>
+          <w:rFonts w:ascii="Consolas" w:eastAsia="Consolas" w:hAnsi="Consolas"/>
+          <w:sz w:val="15"/>
+        </w:rPr>
+        <w:br/>
+      </w:r>
+      <w:r>
+        <w:rPr>
+          <w:rFonts w:ascii="Consolas" w:eastAsia="Consolas" w:hAnsi="Consolas"/>
+          <w:sz w:val="15"/>
+        </w:rPr>
+        <w:t xml:space="preserve">        --HTTPS, Authorization: Bearer &lt;session&gt;-----&gt; console API (Go, 127.0.0.1:8446)</w:t>
+      </w:r>
+      <w:r>
+        <w:rPr>
+          <w:rFonts w:ascii="Consolas" w:eastAsia="Consolas" w:hAnsi="Consolas"/>
+          <w:sz w:val="15"/>
+        </w:rPr>
+        <w:br/>
+        <w:t xml:space="preserve">              |-- PostgreSQL as dxps_ops (all tenants; tenant / NE / entitlement updates + audit_event)</w:t>
+      </w:r>
+      <w:r>
+        <w:rPr>
+          <w:rFonts w:ascii="Consolas" w:eastAsia="Consolas" w:hAnsi="Consolas"/>
+          <w:sz w:val="15"/>
+        </w:rPr>
+        <w:br/>
+        <w:t xml:space="preserve">              |-- Kafka admin + dxps.dlq consumer/producer (lag, dead letters, redrive)</w:t>
+      </w:r>
+      <w:r>
+        <w:rPr>
+          <w:rFonts w:ascii="Consolas" w:eastAsia="Consolas" w:hAnsi="Consolas"/>
+          <w:sz w:val="15"/>
+        </w:rPr>
+        <w:br/>
+        <w:t xml:space="preserve">              |-- stats ports 9201-9203, netsim admin 9199, Mosaic 8088</w:t>
+      </w:r>
+      <w:r>
+        <w:rPr>
+          <w:rFonts w:ascii="Consolas" w:eastAsia="Consolas" w:hAnsi="Consolas"/>
+          <w:sz w:val="15"/>
+        </w:rPr>
+        <w:br/>
+        <w:t xml:space="preserve">              |-- gateway 8443 (TMF641 orders, 2-minute tenant token, order read/write scopes)</w:t>
+      </w:r>
+      <w:r>
+        <w:rPr>
+          <w:rFonts w:ascii="Consolas" w:eastAsia="Consolas" w:hAnsi="Consolas"/>
+          <w:sz w:val="15"/>
+        </w:rPr>
+        <w:br/>
+      </w:r>
+      <w:r>
+        <w:rPr>
+          <w:rFonts w:ascii="Consolas" w:eastAsia="Consolas" w:hAnsi="Consolas"/>
+          <w:sz w:val="15"/>
+        </w:rPr>
+        <w:t xml:space="preserve">              '-- ~/dxps-runtime/console/ (users.json, drafts/, audit.jsonl)</w:t>
+      </w:r>
+    </w:p>
+    <w:tbl>
+      <w:tblPr>
+        <w:tblStyle w:val="TableGrid"/>
+        <w:tblW w:w="0" w:type="auto"/>
+        <w:jc w:val="center"/>
+        <w:tblLook w:val="04A0" w:firstRow="1" w:lastRow="0" w:firstColumn="1" w:lastColumn="0" w:noHBand="0" w:noVBand="1"/>
+      </w:tblPr>
+      <w:tblGrid>
+        <w:gridCol w:w="2016"/>
+        <w:gridCol w:w="7488"/>
+      </w:tblGrid>
+      <w:tr>
+        <w:trPr>
+          <w:jc w:val="center"/>
+        </w:trPr>
+        <w:tc>
+          <w:tcPr>
+            <w:tcW w:w="2016" w:type="dxa"/>
+            <w:shd w:val="clear" w:color="auto" w:fill="1E3A8A"/>
+          </w:tcPr>
+          <w:p>
+            <w:r>
+              <w:rPr>
+                <w:rFonts w:eastAsia="Calibri"/>
+                <w:b/>
+                <w:color w:val="FFFFFF"/>
+                <w:sz w:val="16"/>
+              </w:rPr>
+              <w:t>Concern</w:t>
+            </w:r>
+          </w:p>
+        </w:tc>
+        <w:tc>
+          <w:tcPr>
+            <w:tcW w:w="7488" w:type="dxa"/>
+            <w:shd w:val="clear" w:color="auto" w:fill="1E3A8A"/>
+          </w:tcPr>
+          <w:p>
+            <w:r>
+              <w:rPr>
+                <w:rFonts w:eastAsia="Calibri"/>
+                <w:b/>
+                <w:color w:val="FFFFFF"/>
+                <w:sz w:val="16"/>
+              </w:rPr>
+              <w:t>Design</w:t>
+            </w:r>
+          </w:p>
+        </w:tc>
+      </w:tr>
+      <w:tr>
+        <w:trPr>
+          <w:jc w:val="center"/>
+        </w:trPr>
+        <w:tc>
+          <w:tcPr>
+            <w:tcW w:w="2016" w:type="dxa"/>
+          </w:tcPr>
+          <w:p>
+            <w:r>
+              <w:rPr>
+                <w:rFonts w:eastAsia="Calibri"/>
+                <w:sz w:val="16"/>
+              </w:rPr>
+              <w:t>Users</w:t>
+            </w:r>
+          </w:p>
+        </w:tc>
+        <w:tc>
+          <w:tcPr>
+            <w:tcW w:w="7488" w:type="dxa"/>
+          </w:tcPr>
+          <w:p>
+            <w:r>
+              <w:rPr>
+                <w:rFonts w:eastAsia="Calibri"/>
+                <w:sz w:val="16"/>
+              </w:rPr>
+              <w:t>users.json (mode 0600); PBKDF2-SHA256 password hashes; at least 12 characters; five consecutive failures lock the account until an admin resets it. First user created with: console useradd -name NAME -roles admin</w:t>
+            </w:r>
+          </w:p>
+        </w:tc>
+      </w:tr>
+      <w:tr>
+        <w:trPr>
+          <w:jc w:val="center"/>
+        </w:trPr>
+        <w:tc>
+          <w:tcPr>
+            <w:tcW w:w="2016" w:type="dxa"/>
+            <w:shd w:val="clear" w:color="auto" w:fill="F1F5F9"/>
+          </w:tcPr>
+          <w:p>
+            <w:r>
+              <w:rPr>
+                <w:rFonts w:eastAsia="Calibri"/>
+                <w:sz w:val="16"/>
+              </w:rPr>
+              <w:t>Sessions</w:t>
+            </w:r>
+          </w:p>
+        </w:tc>
+        <w:tc>
+          <w:tcPr>
+            <w:tcW w:w="7488" w:type="dxa"/>
+            <w:shd w:val="clear" w:color="auto" w:fill="F1F5F9"/>
+          </w:tcPr>
+          <w:p>
+            <w:r>
+              <w:rPr>
+                <w:rFonts w:eastAsia="Calibri"/>
+                <w:sz w:val="16"/>
+              </w:rPr>
+              <w:t>Random bearer token per sign-in, held only in memory by the API. The BFF stores it in an HttpOnly, SameSite=Strict, Secure cookie and rejects state-changing requests without the x-dxps-csrf header</w:t>
+            </w:r>
+          </w:p>
+        </w:tc>
+      </w:tr>
+      <w:tr>
+        <w:trPr>
+          <w:jc w:val="center"/>
+        </w:trPr>
+        <w:tc>
+          <w:tcPr>
+            <w:tcW w:w="2016" w:type="dxa"/>
+          </w:tcPr>
+          <w:p>
+            <w:r>
+              <w:rPr>
+                <w:rFonts w:eastAsia="Calibri"/>
+                <w:sz w:val="16"/>
+              </w:rPr>
+              <w:t>Authorisation</w:t>
+            </w:r>
+          </w:p>
+        </w:tc>
+        <w:tc>
+          <w:tcPr>
+            <w:tcW w:w="7488" w:type="dxa"/>
+          </w:tcPr>
+          <w:p>
+            <w:r>
+              <w:rPr>
+                <w:rFonts w:eastAsia="Calibri"/>
+                <w:sz w:val="16"/>
+              </w:rPr>
+              <w:t>Ordered roles viewer &lt; operator &lt; configurator &lt; admin; every route declares the minimum role and the guard checks it before the handler runs</w:t>
+            </w:r>
+          </w:p>
+        </w:tc>
+      </w:tr>
+      <w:tr>
+        <w:trPr>
+          <w:jc w:val="center"/>
+        </w:trPr>
+        <w:tc>
+          <w:tcPr>
+            <w:tcW w:w="2016" w:type="dxa"/>
+            <w:shd w:val="clear" w:color="auto" w:fill="F1F5F9"/>
+          </w:tcPr>
+          <w:p>
+            <w:r>
+              <w:rPr>
+                <w:rFonts w:eastAsia="Calibri"/>
+                <w:sz w:val="16"/>
+              </w:rPr>
+              <w:t>Data access</w:t>
+            </w:r>
+          </w:p>
+        </w:tc>
+        <w:tc>
+          <w:tcPr>
+            <w:tcW w:w="7488" w:type="dxa"/>
+            <w:shd w:val="clear" w:color="auto" w:fill="F1F5F9"/>
+          </w:tcPr>
+          <w:p>
+            <w:r>
+              <w:rPr>
+                <w:rFonts w:eastAsia="Calibri"/>
+                <w:sz w:val="16"/>
+              </w:rPr>
+              <w:t>Reads through the dxps_ops pool (cross-tenant). Each update runs in one transaction that reads the before row, applies the change and inserts audit_event (actor console:&lt;user&gt;, before and after)</w:t>
+            </w:r>
+          </w:p>
+        </w:tc>
+      </w:tr>
+      <w:tr>
+        <w:trPr>
+          <w:jc w:val="center"/>
+        </w:trPr>
+        <w:tc>
+          <w:tcPr>
+            <w:tcW w:w="2016" w:type="dxa"/>
+          </w:tcPr>
+          <w:p>
+            <w:r>
+              <w:rPr>
+                <w:rFonts w:eastAsia="Calibri"/>
+                <w:sz w:val="16"/>
+              </w:rPr>
+              <w:t>Catalog drafts</w:t>
+            </w:r>
+          </w:p>
+        </w:tc>
+        <w:tc>
+          <w:tcPr>
+            <w:tcW w:w="7488" w:type="dxa"/>
+          </w:tcPr>
+          <w:p>
+            <w:r>
+              <w:rPr>
+                <w:rFonts w:eastAsia="Calibri"/>
+                <w:sz w:val="16"/>
+              </w:rPr>
+              <w:t>A draft is a set of changed and deleted spec files over the embedded catalog. Validate overlays it, loads the full catalog and runs every spec example through the Lab; Export returns the files for internal/catalog/data</w:t>
+            </w:r>
+          </w:p>
+        </w:tc>
+      </w:tr>
+      <w:tr>
+        <w:trPr>
+          <w:jc w:val="center"/>
+        </w:trPr>
+        <w:tc>
+          <w:tcPr>
+            <w:tcW w:w="2016" w:type="dxa"/>
+            <w:shd w:val="clear" w:color="auto" w:fill="F1F5F9"/>
+          </w:tcPr>
+          <w:p>
+            <w:r>
+              <w:rPr>
+                <w:rFonts w:eastAsia="Calibri"/>
+                <w:sz w:val="16"/>
+              </w:rPr>
+              <w:t>Template Lab</w:t>
+            </w:r>
+          </w:p>
+        </w:tc>
+        <w:tc>
+          <w:tcPr>
+            <w:tcW w:w="7488" w:type="dxa"/>
+            <w:shd w:val="clear" w:color="auto" w:fill="F1F5F9"/>
+          </w:tcPr>
+          <w:p>
+            <w:r>
+              <w:rPr>
+                <w:rFonts w:eastAsia="Calibri"/>
+                <w:sz w:val="16"/>
+              </w:rPr>
+              <w:t>Runs the real planner (CEL conditions, DAG) and the adapter renderers for a tenant, spec and parameters; returns tasks, decisions and rendered NE requests; no NE is called and nothing is stored</w:t>
+            </w:r>
+          </w:p>
+        </w:tc>
+      </w:tr>
+      <w:tr>
+        <w:trPr>
+          <w:jc w:val="center"/>
+        </w:trPr>
+        <w:tc>
+          <w:tcPr>
+            <w:tcW w:w="2016" w:type="dxa"/>
+          </w:tcPr>
+          <w:p>
+            <w:r>
+              <w:rPr>
+                <w:rFonts w:eastAsia="Calibri"/>
+                <w:sz w:val="16"/>
+              </w:rPr>
+              <w:t>Console audit</w:t>
+            </w:r>
+          </w:p>
+        </w:tc>
+        <w:tc>
+          <w:tcPr>
+            <w:tcW w:w="7488" w:type="dxa"/>
+          </w:tcPr>
+          <w:p>
+            <w:r>
+              <w:rPr>
+                <w:rFonts w:eastAsia="Calibri"/>
+                <w:sz w:val="16"/>
+              </w:rPr>
+              <w:t>Sign-ins, failures and every change are appended to audit.jsonl in addition to the DxPS audit_event rows</w:t>
+            </w:r>
+          </w:p>
+        </w:tc>
+      </w:tr>
+    </w:tbl>
+    <w:p>
+      <w:pPr>
+        <w:spacing w:after="40"/>
+      </w:pPr>
+    </w:p>
+    <w:tbl>
+      <w:tblPr>
+        <w:tblStyle w:val="TableGrid"/>
+        <w:tblW w:w="0" w:type="auto"/>
+        <w:jc w:val="center"/>
+        <w:tblLook w:val="04A0" w:firstRow="1" w:lastRow="0" w:firstColumn="1" w:lastColumn="0" w:noHBand="0" w:noVBand="1"/>
+      </w:tblPr>
+      <w:tblGrid>
+        <w:gridCol w:w="6912"/>
+        <w:gridCol w:w="2592"/>
+      </w:tblGrid>
+      <w:tr>
+        <w:trPr>
+          <w:jc w:val="center"/>
+        </w:trPr>
+        <w:tc>
+          <w:tcPr>
+            <w:tcW w:w="6912" w:type="dxa"/>
+            <w:shd w:val="clear" w:color="auto" w:fill="1E3A8A"/>
+          </w:tcPr>
+          <w:p>
+            <w:r>
+              <w:rPr>
+                <w:rFonts w:eastAsia="Calibri"/>
+                <w:b/>
+                <w:color w:val="FFFFFF"/>
+                <w:sz w:val="16"/>
+              </w:rPr>
+              <w:t>Routes (/api/v1)</w:t>
+            </w:r>
+          </w:p>
+        </w:tc>
+        <w:tc>
+          <w:tcPr>
+            <w:tcW w:w="2592" w:type="dxa"/>
+            <w:shd w:val="clear" w:color="auto" w:fill="1E3A8A"/>
+          </w:tcPr>
+          <w:p>
+            <w:r>
+              <w:rPr>
+                <w:rFonts w:eastAsia="Calibri"/>
+                <w:b/>
+                <w:color w:val="FFFFFF"/>
+                <w:sz w:val="16"/>
+              </w:rPr>
+              <w:t>Minimum role</w:t>
+            </w:r>
+          </w:p>
+        </w:tc>
+      </w:tr>
+      <w:tr>
+        <w:trPr>
+          <w:jc w:val="center"/>
+        </w:trPr>
+        <w:tc>
+          <w:tcPr>
+            <w:tcW w:w="6912" w:type="dxa"/>
+          </w:tcPr>
+          <w:p>
+            <w:r>
+              <w:rPr>
+                <w:rFonts w:eastAsia="Calibri"/>
+                <w:sz w:val="16"/>
+              </w:rPr>
+              <w:t>auth/login, auth/logout, auth/me, auth/password</w:t>
+            </w:r>
+          </w:p>
+        </w:tc>
+        <w:tc>
+          <w:tcPr>
+            <w:tcW w:w="2592" w:type="dxa"/>
+          </w:tcPr>
+          <w:p>
+            <w:r>
+              <w:rPr>
+                <w:rFonts w:eastAsia="Calibri"/>
+                <w:sz w:val="16"/>
+              </w:rPr>
+              <w:t>none for login, otherwise viewer</w:t>
+            </w:r>
+          </w:p>
+        </w:tc>
+      </w:tr>
+      <w:tr>
+        <w:trPr>
+          <w:jc w:val="center"/>
+        </w:trPr>
+        <w:tc>
+          <w:tcPr>
+            <w:tcW w:w="6912" w:type="dxa"/>
+            <w:shd w:val="clear" w:color="auto" w:fill="F1F5F9"/>
+          </w:tcPr>
+          <w:p>
+            <w:r>
+              <w:rPr>
+                <w:rFonts w:eastAsia="Calibri"/>
+                <w:sz w:val="16"/>
+              </w:rPr>
+              <w:lastRenderedPageBreak/>
+              <w:t>GET overview, orders, orders/{tenant}/{id}, tasks, tenants, nes, catalog, catalog/spec, catalog/files, drafts, kafka, dlq, sims, loadgen, tests, hubs, audit, reports, settings</w:t>
+            </w:r>
+          </w:p>
+        </w:tc>
+        <w:tc>
+          <w:tcPr>
+            <w:tcW w:w="2592" w:type="dxa"/>
+            <w:shd w:val="clear" w:color="auto" w:fill="F1F5F9"/>
+          </w:tcPr>
+          <w:p>
+            <w:r>
+              <w:rPr>
+                <w:rFonts w:eastAsia="Calibri"/>
+                <w:sz w:val="16"/>
+              </w:rPr>
+              <w:t>viewer</w:t>
+            </w:r>
+          </w:p>
+        </w:tc>
+      </w:tr>
+      <w:tr>
+        <w:trPr>
+          <w:jc w:val="center"/>
+        </w:trPr>
+        <w:tc>
+          <w:tcPr>
+            <w:tcW w:w="6912" w:type="dxa"/>
+          </w:tcPr>
+          <w:p>
+            <w:r>
+              <w:rPr>
+                <w:rFonts w:eastAsia="Calibri"/>
+                <w:sz w:val="16"/>
+              </w:rPr>
+              <w:t>POST orders, orders/{tenant}/{id}/cancel, dlq/redrive, sims/fault, loadgen, probes</w:t>
+            </w:r>
+          </w:p>
+        </w:tc>
+        <w:tc>
+          <w:tcPr>
+            <w:tcW w:w="2592" w:type="dxa"/>
+          </w:tcPr>
+          <w:p>
+            <w:r>
+              <w:rPr>
+                <w:rFonts w:eastAsia="Calibri"/>
+                <w:sz w:val="16"/>
+              </w:rPr>
+              <w:t>operator</w:t>
+            </w:r>
+          </w:p>
+        </w:tc>
+      </w:tr>
+      <w:tr>
+        <w:trPr>
+          <w:jc w:val="center"/>
+        </w:trPr>
+        <w:tc>
+          <w:tcPr>
+            <w:tcW w:w="6912" w:type="dxa"/>
+            <w:shd w:val="clear" w:color="auto" w:fill="F1F5F9"/>
+          </w:tcPr>
+          <w:p>
+            <w:r>
+              <w:rPr>
+                <w:rFonts w:eastAsia="Calibri"/>
+                <w:sz w:val="16"/>
+              </w:rPr>
+              <w:t>PUT tenants/{id}, nes/{tenant}/{code}, nes/{tenant}/{code}/access; drafts create, save, delete, validate, export; POST lab</w:t>
+            </w:r>
+          </w:p>
+        </w:tc>
+        <w:tc>
+          <w:tcPr>
+            <w:tcW w:w="2592" w:type="dxa"/>
+            <w:shd w:val="clear" w:color="auto" w:fill="F1F5F9"/>
+          </w:tcPr>
+          <w:p>
+            <w:r>
+              <w:rPr>
+                <w:rFonts w:eastAsia="Calibri"/>
+                <w:sz w:val="16"/>
+              </w:rPr>
+              <w:t>configurator</w:t>
+            </w:r>
+          </w:p>
+        </w:tc>
+      </w:tr>
+      <w:tr>
+        <w:trPr>
+          <w:jc w:val="center"/>
+        </w:trPr>
+        <w:tc>
+          <w:tcPr>
+            <w:tcW w:w="6912" w:type="dxa"/>
+          </w:tcPr>
+          <w:p>
+            <w:r>
+              <w:rPr>
+                <w:rFonts w:eastAsia="Calibri"/>
+                <w:sz w:val="16"/>
+              </w:rPr>
+              <w:t>users (list, add, update, delete)</w:t>
+            </w:r>
+          </w:p>
+        </w:tc>
+        <w:tc>
+          <w:tcPr>
+            <w:tcW w:w="2592" w:type="dxa"/>
+          </w:tcPr>
+          <w:p>
+            <w:r>
+              <w:rPr>
+                <w:rFonts w:eastAsia="Calibri"/>
+                <w:sz w:val="16"/>
+              </w:rPr>
+              <w:t>admin</w:t>
+            </w:r>
+          </w:p>
+        </w:tc>
+      </w:tr>
+    </w:tbl>
+    <w:p>
+      <w:pPr>
+        <w:spacing w:after="40"/>
+      </w:pPr>
+    </w:p>
+    <w:p>
+      <w:pPr>
         <w:pStyle w:val="Heading1"/>
       </w:pPr>
-      <w:bookmarkStart w:id="52" w:name="_Toc242189745"/>
+      <w:bookmarkStart w:id="54" w:name="_Toc243095659"/>
       <w:r>
         <w:rPr>
           <w:color w:val="1E3A8A"/>
         </w:rPr>
         <w:t>7. Migration Strategy (legacy engine -&gt; DxPS)</w:t>
       </w:r>
-      <w:bookmarkEnd w:id="52"/>
+      <w:bookmarkEnd w:id="54"/>
     </w:p>
     <w:tbl>
       <w:tblPr>
@@ -25391,14 +26722,14 @@
       <w:pPr>
         <w:pStyle w:val="Heading1"/>
       </w:pPr>
-      <w:bookmarkStart w:id="53" w:name="_Toc242189746"/>
+      <w:bookmarkStart w:id="55" w:name="_Toc243095660"/>
       <w:r>
         <w:rPr>
           <w:color w:val="1E3A8A"/>
         </w:rPr>
         <w:t>8. Requirements Traceability</w:t>
       </w:r>
-      <w:bookmarkEnd w:id="53"/>
+      <w:bookmarkEnd w:id="55"/>
     </w:p>
     <w:tbl>
       <w:tblPr>
@@ -25936,14 +27267,14 @@
       <w:pPr>
         <w:pStyle w:val="Heading1"/>
       </w:pPr>
-      <w:bookmarkStart w:id="54" w:name="_Toc242189747"/>
+      <w:bookmarkStart w:id="56" w:name="_Toc243095661"/>
       <w:r>
         <w:rPr>
           <w:color w:val="1E3A8A"/>
         </w:rPr>
         <w:t>9. Risks and Open Decisions</w:t>
       </w:r>
-      <w:bookmarkEnd w:id="54"/>
+      <w:bookmarkEnd w:id="56"/>
     </w:p>
     <w:tbl>
       <w:tblPr>
@@ -26124,6 +27455,7 @@
                 <w:rFonts w:eastAsia="Calibri"/>
                 <w:sz w:val="16"/>
               </w:rPr>
+              <w:lastRenderedPageBreak/>
               <w:t>R3</w:t>
             </w:r>
           </w:p>
@@ -26555,14 +27887,14 @@
       <w:pPr>
         <w:pStyle w:val="Heading1"/>
       </w:pPr>
-      <w:bookmarkStart w:id="55" w:name="_Toc242189748"/>
+      <w:bookmarkStart w:id="57" w:name="_Toc243095662"/>
       <w:r>
         <w:rPr>
           <w:color w:val="1E3A8A"/>
         </w:rPr>
         <w:t>Appendix A - Glossary</w:t>
       </w:r>
-      <w:bookmarkEnd w:id="55"/>
+      <w:bookmarkEnd w:id="57"/>
     </w:p>
     <w:tbl>
       <w:tblPr>
@@ -27168,14 +28500,14 @@
       <w:pPr>
         <w:pStyle w:val="Heading1"/>
       </w:pPr>
-      <w:bookmarkStart w:id="56" w:name="_Toc242189749"/>
+      <w:bookmarkStart w:id="58" w:name="_Toc243095663"/>
       <w:r>
         <w:rPr>
           <w:color w:val="1E3A8A"/>
         </w:rPr>
         <w:t>Appendix B - References</w:t>
       </w:r>
-      <w:bookmarkEnd w:id="56"/>
+      <w:bookmarkEnd w:id="58"/>
     </w:p>
     <w:p>
       <w:pPr>
@@ -27262,7 +28594,7 @@
 </file>
 
 <file path=word/endnotes.xml><?xml version="1.0" encoding="utf-8"?>
-<w:endnotes xmlns:wpc="http://schemas.microsoft.com/office/word/2010/wordprocessingCanvas" xmlns:cx="http://schemas.microsoft.com/office/drawing/2014/chartex" xmlns:cx1="http://schemas.microsoft.com/office/drawing/2015/9/8/chartex" xmlns:cx2="http://schemas.microsoft.com/office/drawing/2015/10/21/chartex" xmlns:cx3="http://schemas.microsoft.com/office/drawing/2016/5/9/chartex" xmlns:cx4="http://schemas.microsoft.com/office/drawing/2016/5/10/chartex" xmlns:cx5="http://schemas.microsoft.com/office/drawing/2016/5/11/chartex" xmlns:cx6="http://schemas.microsoft.com/office/drawing/2016/5/12/chartex" xmlns:cx7="http://schemas.microsoft.com/office/drawing/2016/5/13/chartex" xmlns:cx8="http://schemas.microsoft.com/office/drawing/2016/5/14/chartex" xmlns:mc="http://schemas.openxmlformats.org/markup-compatibility/2006" xmlns:aink="http://schemas.microsoft.com/office/drawing/2016/ink" xmlns:am3d="http://schemas.microsoft.com/office/drawing/2017/model3d" xmlns:o="urn:schemas-microsoft-com:office:office" xmlns:oel="http://schemas.microsoft.com/office/2019/extlst" xmlns:r="http://schemas.openxmlformats.org/officeDocument/2006/relationships" xmlns:m="http://schemas.openxmlformats.org/officeDocument/2006/math" xmlns:v="urn:schemas-microsoft-com:vml" xmlns:wp14="http://schemas.microsoft.com/office/word/2010/wordprocessingDrawing" xmlns:wp="http://schemas.openxmlformats.org/drawingml/2006/wordprocessingDrawing" xmlns:w10="urn:schemas-microsoft-com:office:word" xmlns:w="http://schemas.openxmlformats.org/wordprocessingml/2006/main" xmlns:w14="http://schemas.microsoft.com/office/word/2010/wordml" xmlns:w15="http://schemas.microsoft.com/office/word/2012/wordml" xmlns:w16cex="http://schemas.microsoft.com/office/word/2018/wordml/cex" xmlns:w16cid="http://schemas.microsoft.com/office/word/2016/wordml/cid" xmlns:w16="http://schemas.microsoft.com/office/word/2018/wordml" xmlns:w16du="http://schemas.microsoft.com/office/word/2023/wordml/word16du" xmlns:w16sdtdh="http://schemas.microsoft.com/office/word/2020/wordml/sdtdatahash" xmlns:w16sdtfl="http://schemas.microsoft.com/office/word/2024/wordml/sdtformatlock" xmlns:w16se="http://schemas.microsoft.com/office/word/2015/wordml/symex" xmlns:wpg="http://schemas.microsoft.com/office/word/2010/wordprocessingGroup" xmlns:wpi="http://schemas.microsoft.com/office/word/2010/wordprocessingInk" xmlns:wne="http://schemas.microsoft.com/office/word/2006/wordml" xmlns:wps="http://schemas.microsoft.com/office/word/2010/wordprocessingShape" mc:Ignorable="w14 w15 w16se w16cid w16 w16cex w16sdtdh w16sdtfl w16du wp14">
+<w:endnotes xmlns:wpc="http://schemas.microsoft.com/office/word/2010/wordprocessingCanvas" xmlns:cx="http://schemas.microsoft.com/office/drawing/2014/chartex" xmlns:cx1="http://schemas.microsoft.com/office/drawing/2015/9/8/chartex" xmlns:cx2="http://schemas.microsoft.com/office/drawing/2015/10/21/chartex" xmlns:cx3="http://schemas.microsoft.com/office/drawing/2016/5/9/chartex" xmlns:cx4="http://schemas.microsoft.com/office/drawing/2016/5/10/chartex" xmlns:cx5="http://schemas.microsoft.com/office/drawing/2016/5/11/chartex" xmlns:cx6="http://schemas.microsoft.com/office/drawing/2016/5/12/chartex" xmlns:cx7="http://schemas.microsoft.com/office/drawing/2016/5/13/chartex" xmlns:cx8="http://schemas.microsoft.com/office/drawing/2016/5/14/chartex" xmlns:mc="http://schemas.openxmlformats.org/markup-compatibility/2006" xmlns:m="http://schemas.openxmlformats.org/officeDocument/2006/math" xmlns:aink="http://schemas.microsoft.com/office/drawing/2016/ink" xmlns:am3d="http://schemas.microsoft.com/office/drawing/2017/model3d" xmlns:oel="http://schemas.microsoft.com/office/2019/extlst" xmlns:r="http://schemas.openxmlformats.org/officeDocument/2006/relationships" xmlns:wp14="http://schemas.microsoft.com/office/word/2010/wordprocessingDrawing" xmlns:wp="http://schemas.openxmlformats.org/drawingml/2006/wordprocessingDrawing" xmlns:wpg="http://schemas.microsoft.com/office/word/2010/wordprocessingGroup" xmlns:wpi="http://schemas.microsoft.com/office/word/2010/wordprocessingInk" xmlns:wps="http://schemas.microsoft.com/office/word/2010/wordprocessingShape" xmlns:o="urn:schemas-microsoft-com:office:office" xmlns:v="urn:schemas-microsoft-com:vml" xmlns:w10="urn:schemas-microsoft-com:office:word" xmlns:w="http://schemas.openxmlformats.org/wordprocessingml/2006/main" xmlns:w14="http://schemas.microsoft.com/office/word/2010/wordml" xmlns:w15="http://schemas.microsoft.com/office/word/2012/wordml" xmlns:w16cex="http://schemas.microsoft.com/office/word/2018/wordml/cex" xmlns:w16cid="http://schemas.microsoft.com/office/word/2016/wordml/cid" xmlns:w16="http://schemas.microsoft.com/office/word/2018/wordml" xmlns:w16sdtdh="http://schemas.microsoft.com/office/word/2020/wordml/sdtdatahash" xmlns:w16sdtfl="http://schemas.microsoft.com/office/word/2024/wordml/sdtformatlock" xmlns:w16se="http://schemas.microsoft.com/office/word/2015/wordml/symex" xmlns:w16du="http://schemas.microsoft.com/office/word/2023/wordml/word16du" xmlns:wne="http://schemas.microsoft.com/office/word/2006/wordml" mc:Ignorable="w14 w15 w16se w16cid w16 w16cex w16sdtdh w16sdtfl w16du wp14">
   <w:endnote w:type="separator" w:id="-1">
     <w:p>
       <w:pPr>
@@ -27287,7 +28619,7 @@
 </file>
 
 <file path=word/footer1.xml><?xml version="1.0" encoding="utf-8"?>
-<w:ftr xmlns:wpc="http://schemas.microsoft.com/office/word/2010/wordprocessingCanvas" xmlns:cx="http://schemas.microsoft.com/office/drawing/2014/chartex" xmlns:cx1="http://schemas.microsoft.com/office/drawing/2015/9/8/chartex" xmlns:cx2="http://schemas.microsoft.com/office/drawing/2015/10/21/chartex" xmlns:cx3="http://schemas.microsoft.com/office/drawing/2016/5/9/chartex" xmlns:cx4="http://schemas.microsoft.com/office/drawing/2016/5/10/chartex" xmlns:cx5="http://schemas.microsoft.com/office/drawing/2016/5/11/chartex" xmlns:cx6="http://schemas.microsoft.com/office/drawing/2016/5/12/chartex" xmlns:cx7="http://schemas.microsoft.com/office/drawing/2016/5/13/chartex" xmlns:cx8="http://schemas.microsoft.com/office/drawing/2016/5/14/chartex" xmlns:mc="http://schemas.openxmlformats.org/markup-compatibility/2006" xmlns:aink="http://schemas.microsoft.com/office/drawing/2016/ink" xmlns:am3d="http://schemas.microsoft.com/office/drawing/2017/model3d" xmlns:o="urn:schemas-microsoft-com:office:office" xmlns:oel="http://schemas.microsoft.com/office/2019/extlst" xmlns:r="http://schemas.openxmlformats.org/officeDocument/2006/relationships" xmlns:m="http://schemas.openxmlformats.org/officeDocument/2006/math" xmlns:v="urn:schemas-microsoft-com:vml" xmlns:wp14="http://schemas.microsoft.com/office/word/2010/wordprocessingDrawing" xmlns:wp="http://schemas.openxmlformats.org/drawingml/2006/wordprocessingDrawing" xmlns:w10="urn:schemas-microsoft-com:office:word" xmlns:w="http://schemas.openxmlformats.org/wordprocessingml/2006/main" xmlns:w14="http://schemas.microsoft.com/office/word/2010/wordml" xmlns:w15="http://schemas.microsoft.com/office/word/2012/wordml" xmlns:w16cex="http://schemas.microsoft.com/office/word/2018/wordml/cex" xmlns:w16cid="http://schemas.microsoft.com/office/word/2016/wordml/cid" xmlns:w16="http://schemas.microsoft.com/office/word/2018/wordml" xmlns:w16du="http://schemas.microsoft.com/office/word/2023/wordml/word16du" xmlns:w16sdtdh="http://schemas.microsoft.com/office/word/2020/wordml/sdtdatahash" xmlns:w16sdtfl="http://schemas.microsoft.com/office/word/2024/wordml/sdtformatlock" xmlns:w16se="http://schemas.microsoft.com/office/word/2015/wordml/symex" xmlns:wpg="http://schemas.microsoft.com/office/word/2010/wordprocessingGroup" xmlns:wpi="http://schemas.microsoft.com/office/word/2010/wordprocessingInk" xmlns:wne="http://schemas.microsoft.com/office/word/2006/wordml" xmlns:wps="http://schemas.microsoft.com/office/word/2010/wordprocessingShape" mc:Ignorable="w14 w15 w16se w16cid w16 w16cex w16sdtdh w16sdtfl w16du wp14">
+<w:ftr xmlns:wpc="http://schemas.microsoft.com/office/word/2010/wordprocessingCanvas" xmlns:cx="http://schemas.microsoft.com/office/drawing/2014/chartex" xmlns:cx1="http://schemas.microsoft.com/office/drawing/2015/9/8/chartex" xmlns:cx2="http://schemas.microsoft.com/office/drawing/2015/10/21/chartex" xmlns:cx3="http://schemas.microsoft.com/office/drawing/2016/5/9/chartex" xmlns:cx4="http://schemas.microsoft.com/office/drawing/2016/5/10/chartex" xmlns:cx5="http://schemas.microsoft.com/office/drawing/2016/5/11/chartex" xmlns:cx6="http://schemas.microsoft.com/office/drawing/2016/5/12/chartex" xmlns:cx7="http://schemas.microsoft.com/office/drawing/2016/5/13/chartex" xmlns:cx8="http://schemas.microsoft.com/office/drawing/2016/5/14/chartex" xmlns:mc="http://schemas.openxmlformats.org/markup-compatibility/2006" xmlns:m="http://schemas.openxmlformats.org/officeDocument/2006/math" xmlns:aink="http://schemas.microsoft.com/office/drawing/2016/ink" xmlns:am3d="http://schemas.microsoft.com/office/drawing/2017/model3d" xmlns:oel="http://schemas.microsoft.com/office/2019/extlst" xmlns:r="http://schemas.openxmlformats.org/officeDocument/2006/relationships" xmlns:wp14="http://schemas.microsoft.com/office/word/2010/wordprocessingDrawing" xmlns:wp="http://schemas.openxmlformats.org/drawingml/2006/wordprocessingDrawing" xmlns:wpg="http://schemas.microsoft.com/office/word/2010/wordprocessingGroup" xmlns:wpi="http://schemas.microsoft.com/office/word/2010/wordprocessingInk" xmlns:wps="http://schemas.microsoft.com/office/word/2010/wordprocessingShape" xmlns:o="urn:schemas-microsoft-com:office:office" xmlns:v="urn:schemas-microsoft-com:vml" xmlns:w10="urn:schemas-microsoft-com:office:word" xmlns:w="http://schemas.openxmlformats.org/wordprocessingml/2006/main" xmlns:w14="http://schemas.microsoft.com/office/word/2010/wordml" xmlns:w15="http://schemas.microsoft.com/office/word/2012/wordml" xmlns:w16cex="http://schemas.microsoft.com/office/word/2018/wordml/cex" xmlns:w16cid="http://schemas.microsoft.com/office/word/2016/wordml/cid" xmlns:w16="http://schemas.microsoft.com/office/word/2018/wordml" xmlns:w16sdtdh="http://schemas.microsoft.com/office/word/2020/wordml/sdtdatahash" xmlns:w16sdtfl="http://schemas.microsoft.com/office/word/2024/wordml/sdtformatlock" xmlns:w16se="http://schemas.microsoft.com/office/word/2015/wordml/symex" xmlns:w16du="http://schemas.microsoft.com/office/word/2023/wordml/word16du" xmlns:wne="http://schemas.microsoft.com/office/word/2006/wordml" mc:Ignorable="w14 w15 w16se w16cid w16 w16cex w16sdtdh w16sdtfl w16du wp14">
   <w:p>
     <w:pPr>
       <w:pStyle w:val="Footer"/>
@@ -27339,7 +28671,7 @@
 </file>
 
 <file path=word/footnotes.xml><?xml version="1.0" encoding="utf-8"?>
-<w:footnotes xmlns:wpc="http://schemas.microsoft.com/office/word/2010/wordprocessingCanvas" xmlns:cx="http://schemas.microsoft.com/office/drawing/2014/chartex" xmlns:cx1="http://schemas.microsoft.com/office/drawing/2015/9/8/chartex" xmlns:cx2="http://schemas.microsoft.com/office/drawing/2015/10/21/chartex" xmlns:cx3="http://schemas.microsoft.com/office/drawing/2016/5/9/chartex" xmlns:cx4="http://schemas.microsoft.com/office/drawing/2016/5/10/chartex" xmlns:cx5="http://schemas.microsoft.com/office/drawing/2016/5/11/chartex" xmlns:cx6="http://schemas.microsoft.com/office/drawing/2016/5/12/chartex" xmlns:cx7="http://schemas.microsoft.com/office/drawing/2016/5/13/chartex" xmlns:cx8="http://schemas.microsoft.com/office/drawing/2016/5/14/chartex" xmlns:mc="http://schemas.openxmlformats.org/markup-compatibility/2006" xmlns:aink="http://schemas.microsoft.com/office/drawing/2016/ink" xmlns:am3d="http://schemas.microsoft.com/office/drawing/2017/model3d" xmlns:o="urn:schemas-microsoft-com:office:office" xmlns:oel="http://schemas.microsoft.com/office/2019/extlst" xmlns:r="http://schemas.openxmlformats.org/officeDocument/2006/relationships" xmlns:m="http://schemas.openxmlformats.org/officeDocument/2006/math" xmlns:v="urn:schemas-microsoft-com:vml" xmlns:wp14="http://schemas.microsoft.com/office/word/2010/wordprocessingDrawing" xmlns:wp="http://schemas.openxmlformats.org/drawingml/2006/wordprocessingDrawing" xmlns:w10="urn:schemas-microsoft-com:office:word" xmlns:w="http://schemas.openxmlformats.org/wordprocessingml/2006/main" xmlns:w14="http://schemas.microsoft.com/office/word/2010/wordml" xmlns:w15="http://schemas.microsoft.com/office/word/2012/wordml" xmlns:w16cex="http://schemas.microsoft.com/office/word/2018/wordml/cex" xmlns:w16cid="http://schemas.microsoft.com/office/word/2016/wordml/cid" xmlns:w16="http://schemas.microsoft.com/office/word/2018/wordml" xmlns:w16du="http://schemas.microsoft.com/office/word/2023/wordml/word16du" xmlns:w16sdtdh="http://schemas.microsoft.com/office/word/2020/wordml/sdtdatahash" xmlns:w16sdtfl="http://schemas.microsoft.com/office/word/2024/wordml/sdtformatlock" xmlns:w16se="http://schemas.microsoft.com/office/word/2015/wordml/symex" xmlns:wpg="http://schemas.microsoft.com/office/word/2010/wordprocessingGroup" xmlns:wpi="http://schemas.microsoft.com/office/word/2010/wordprocessingInk" xmlns:wne="http://schemas.microsoft.com/office/word/2006/wordml" xmlns:wps="http://schemas.microsoft.com/office/word/2010/wordprocessingShape" mc:Ignorable="w14 w15 w16se w16cid w16 w16cex w16sdtdh w16sdtfl w16du wp14">
+<w:footnotes xmlns:wpc="http://schemas.microsoft.com/office/word/2010/wordprocessingCanvas" xmlns:cx="http://schemas.microsoft.com/office/drawing/2014/chartex" xmlns:cx1="http://schemas.microsoft.com/office/drawing/2015/9/8/chartex" xmlns:cx2="http://schemas.microsoft.com/office/drawing/2015/10/21/chartex" xmlns:cx3="http://schemas.microsoft.com/office/drawing/2016/5/9/chartex" xmlns:cx4="http://schemas.microsoft.com/office/drawing/2016/5/10/chartex" xmlns:cx5="http://schemas.microsoft.com/office/drawing/2016/5/11/chartex" xmlns:cx6="http://schemas.microsoft.com/office/drawing/2016/5/12/chartex" xmlns:cx7="http://schemas.microsoft.com/office/drawing/2016/5/13/chartex" xmlns:cx8="http://schemas.microsoft.com/office/drawing/2016/5/14/chartex" xmlns:mc="http://schemas.openxmlformats.org/markup-compatibility/2006" xmlns:m="http://schemas.openxmlformats.org/officeDocument/2006/math" xmlns:aink="http://schemas.microsoft.com/office/drawing/2016/ink" xmlns:am3d="http://schemas.microsoft.com/office/drawing/2017/model3d" xmlns:oel="http://schemas.microsoft.com/office/2019/extlst" xmlns:r="http://schemas.openxmlformats.org/officeDocument/2006/relationships" xmlns:wp14="http://schemas.microsoft.com/office/word/2010/wordprocessingDrawing" xmlns:wp="http://schemas.openxmlformats.org/drawingml/2006/wordprocessingDrawing" xmlns:wpg="http://schemas.microsoft.com/office/word/2010/wordprocessingGroup" xmlns:wpi="http://schemas.microsoft.com/office/word/2010/wordprocessingInk" xmlns:wps="http://schemas.microsoft.com/office/word/2010/wordprocessingShape" xmlns:o="urn:schemas-microsoft-com:office:office" xmlns:v="urn:schemas-microsoft-com:vml" xmlns:w10="urn:schemas-microsoft-com:office:word" xmlns:w="http://schemas.openxmlformats.org/wordprocessingml/2006/main" xmlns:w14="http://schemas.microsoft.com/office/word/2010/wordml" xmlns:w15="http://schemas.microsoft.com/office/word/2012/wordml" xmlns:w16cex="http://schemas.microsoft.com/office/word/2018/wordml/cex" xmlns:w16cid="http://schemas.microsoft.com/office/word/2016/wordml/cid" xmlns:w16="http://schemas.microsoft.com/office/word/2018/wordml" xmlns:w16sdtdh="http://schemas.microsoft.com/office/word/2020/wordml/sdtdatahash" xmlns:w16sdtfl="http://schemas.microsoft.com/office/word/2024/wordml/sdtformatlock" xmlns:w16se="http://schemas.microsoft.com/office/word/2015/wordml/symex" xmlns:w16du="http://schemas.microsoft.com/office/word/2023/wordml/word16du" xmlns:wne="http://schemas.microsoft.com/office/word/2006/wordml" mc:Ignorable="w14 w15 w16se w16cid w16 w16cex w16sdtdh w16sdtfl w16du wp14">
   <w:footnote w:type="separator" w:id="-1">
     <w:p>
       <w:pPr>
@@ -27364,7 +28696,7 @@
 </file>
 
 <file path=word/header1.xml><?xml version="1.0" encoding="utf-8"?>
-<w:hdr xmlns:wpc="http://schemas.microsoft.com/office/word/2010/wordprocessingCanvas" xmlns:cx="http://schemas.microsoft.com/office/drawing/2014/chartex" xmlns:cx1="http://schemas.microsoft.com/office/drawing/2015/9/8/chartex" xmlns:cx2="http://schemas.microsoft.com/office/drawing/2015/10/21/chartex" xmlns:cx3="http://schemas.microsoft.com/office/drawing/2016/5/9/chartex" xmlns:cx4="http://schemas.microsoft.com/office/drawing/2016/5/10/chartex" xmlns:cx5="http://schemas.microsoft.com/office/drawing/2016/5/11/chartex" xmlns:cx6="http://schemas.microsoft.com/office/drawing/2016/5/12/chartex" xmlns:cx7="http://schemas.microsoft.com/office/drawing/2016/5/13/chartex" xmlns:cx8="http://schemas.microsoft.com/office/drawing/2016/5/14/chartex" xmlns:mc="http://schemas.openxmlformats.org/markup-compatibility/2006" xmlns:aink="http://schemas.microsoft.com/office/drawing/2016/ink" xmlns:am3d="http://schemas.microsoft.com/office/drawing/2017/model3d" xmlns:o="urn:schemas-microsoft-com:office:office" xmlns:oel="http://schemas.microsoft.com/office/2019/extlst" xmlns:r="http://schemas.openxmlformats.org/officeDocument/2006/relationships" xmlns:m="http://schemas.openxmlformats.org/officeDocument/2006/math" xmlns:v="urn:schemas-microsoft-com:vml" xmlns:wp14="http://schemas.microsoft.com/office/word/2010/wordprocessingDrawing" xmlns:wp="http://schemas.openxmlformats.org/drawingml/2006/wordprocessingDrawing" xmlns:w10="urn:schemas-microsoft-com:office:word" xmlns:w="http://schemas.openxmlformats.org/wordprocessingml/2006/main" xmlns:w14="http://schemas.microsoft.com/office/word/2010/wordml" xmlns:w15="http://schemas.microsoft.com/office/word/2012/wordml" xmlns:w16cex="http://schemas.microsoft.com/office/word/2018/wordml/cex" xmlns:w16cid="http://schemas.microsoft.com/office/word/2016/wordml/cid" xmlns:w16="http://schemas.microsoft.com/office/word/2018/wordml" xmlns:w16du="http://schemas.microsoft.com/office/word/2023/wordml/word16du" xmlns:w16sdtdh="http://schemas.microsoft.com/office/word/2020/wordml/sdtdatahash" xmlns:w16sdtfl="http://schemas.microsoft.com/office/word/2024/wordml/sdtformatlock" xmlns:w16se="http://schemas.microsoft.com/office/word/2015/wordml/symex" xmlns:wpg="http://schemas.microsoft.com/office/word/2010/wordprocessingGroup" xmlns:wpi="http://schemas.microsoft.com/office/word/2010/wordprocessingInk" xmlns:wne="http://schemas.microsoft.com/office/word/2006/wordml" xmlns:wps="http://schemas.microsoft.com/office/word/2010/wordprocessingShape" mc:Ignorable="w14 w15 w16se w16cid w16 w16cex w16sdtdh w16sdtfl w16du wp14">
+<w:hdr xmlns:wpc="http://schemas.microsoft.com/office/word/2010/wordprocessingCanvas" xmlns:cx="http://schemas.microsoft.com/office/drawing/2014/chartex" xmlns:cx1="http://schemas.microsoft.com/office/drawing/2015/9/8/chartex" xmlns:cx2="http://schemas.microsoft.com/office/drawing/2015/10/21/chartex" xmlns:cx3="http://schemas.microsoft.com/office/drawing/2016/5/9/chartex" xmlns:cx4="http://schemas.microsoft.com/office/drawing/2016/5/10/chartex" xmlns:cx5="http://schemas.microsoft.com/office/drawing/2016/5/11/chartex" xmlns:cx6="http://schemas.microsoft.com/office/drawing/2016/5/12/chartex" xmlns:cx7="http://schemas.microsoft.com/office/drawing/2016/5/13/chartex" xmlns:cx8="http://schemas.microsoft.com/office/drawing/2016/5/14/chartex" xmlns:mc="http://schemas.openxmlformats.org/markup-compatibility/2006" xmlns:m="http://schemas.openxmlformats.org/officeDocument/2006/math" xmlns:aink="http://schemas.microsoft.com/office/drawing/2016/ink" xmlns:am3d="http://schemas.microsoft.com/office/drawing/2017/model3d" xmlns:oel="http://schemas.microsoft.com/office/2019/extlst" xmlns:r="http://schemas.openxmlformats.org/officeDocument/2006/relationships" xmlns:wp14="http://schemas.microsoft.com/office/word/2010/wordprocessingDrawing" xmlns:wp="http://schemas.openxmlformats.org/drawingml/2006/wordprocessingDrawing" xmlns:wpg="http://schemas.microsoft.com/office/word/2010/wordprocessingGroup" xmlns:wpi="http://schemas.microsoft.com/office/word/2010/wordprocessingInk" xmlns:wps="http://schemas.microsoft.com/office/word/2010/wordprocessingShape" xmlns:o="urn:schemas-microsoft-com:office:office" xmlns:v="urn:schemas-microsoft-com:vml" xmlns:w10="urn:schemas-microsoft-com:office:word" xmlns:w="http://schemas.openxmlformats.org/wordprocessingml/2006/main" xmlns:w14="http://schemas.microsoft.com/office/word/2010/wordml" xmlns:w15="http://schemas.microsoft.com/office/word/2012/wordml" xmlns:w16cex="http://schemas.microsoft.com/office/word/2018/wordml/cex" xmlns:w16cid="http://schemas.microsoft.com/office/word/2016/wordml/cid" xmlns:w16="http://schemas.microsoft.com/office/word/2018/wordml" xmlns:w16sdtdh="http://schemas.microsoft.com/office/word/2020/wordml/sdtdatahash" xmlns:w16sdtfl="http://schemas.microsoft.com/office/word/2024/wordml/sdtformatlock" xmlns:w16se="http://schemas.microsoft.com/office/word/2015/wordml/symex" xmlns:w16du="http://schemas.microsoft.com/office/word/2023/wordml/word16du" xmlns:wne="http://schemas.microsoft.com/office/word/2006/wordml" mc:Ignorable="w14 w15 w16se w16cid w16 w16cex w16sdtdh w16sdtfl w16du wp14">
   <w:p>
     <w:pPr>
       <w:pStyle w:val="Header"/>
@@ -27383,7 +28715,7 @@
 </file>
 
 <file path=word/numbering.xml><?xml version="1.0" encoding="utf-8"?>
-<w:numbering xmlns:wpc="http://schemas.microsoft.com/office/word/2010/wordprocessingCanvas" xmlns:cx="http://schemas.microsoft.com/office/drawing/2014/chartex" xmlns:cx1="http://schemas.microsoft.com/office/drawing/2015/9/8/chartex" xmlns:cx2="http://schemas.microsoft.com/office/drawing/2015/10/21/chartex" xmlns:cx3="http://schemas.microsoft.com/office/drawing/2016/5/9/chartex" xmlns:cx4="http://schemas.microsoft.com/office/drawing/2016/5/10/chartex" xmlns:cx5="http://schemas.microsoft.com/office/drawing/2016/5/11/chartex" xmlns:cx6="http://schemas.microsoft.com/office/drawing/2016/5/12/chartex" xmlns:cx7="http://schemas.microsoft.com/office/drawing/2016/5/13/chartex" xmlns:cx8="http://schemas.microsoft.com/office/drawing/2016/5/14/chartex" xmlns:mc="http://schemas.openxmlformats.org/markup-compatibility/2006" xmlns:aink="http://schemas.microsoft.com/office/drawing/2016/ink" xmlns:am3d="http://schemas.microsoft.com/office/drawing/2017/model3d" xmlns:o="urn:schemas-microsoft-com:office:office" xmlns:oel="http://schemas.microsoft.com/office/2019/extlst" xmlns:r="http://schemas.openxmlformats.org/officeDocument/2006/relationships" xmlns:m="http://schemas.openxmlformats.org/officeDocument/2006/math" xmlns:v="urn:schemas-microsoft-com:vml" xmlns:wp14="http://schemas.microsoft.com/office/word/2010/wordprocessingDrawing" xmlns:wp="http://schemas.openxmlformats.org/drawingml/2006/wordprocessingDrawing" xmlns:w10="urn:schemas-microsoft-com:office:word" xmlns:w="http://schemas.openxmlformats.org/wordprocessingml/2006/main" xmlns:w14="http://schemas.microsoft.com/office/word/2010/wordml" xmlns:w15="http://schemas.microsoft.com/office/word/2012/wordml" xmlns:w16cex="http://schemas.microsoft.com/office/word/2018/wordml/cex" xmlns:w16cid="http://schemas.microsoft.com/office/word/2016/wordml/cid" xmlns:w16="http://schemas.microsoft.com/office/word/2018/wordml" xmlns:w16du="http://schemas.microsoft.com/office/word/2023/wordml/word16du" xmlns:w16sdtdh="http://schemas.microsoft.com/office/word/2020/wordml/sdtdatahash" xmlns:w16sdtfl="http://schemas.microsoft.com/office/word/2024/wordml/sdtformatlock" xmlns:w16se="http://schemas.microsoft.com/office/word/2015/wordml/symex" xmlns:wpg="http://schemas.microsoft.com/office/word/2010/wordprocessingGroup" xmlns:wpi="http://schemas.microsoft.com/office/word/2010/wordprocessingInk" xmlns:wne="http://schemas.microsoft.com/office/word/2006/wordml" xmlns:wps="http://schemas.microsoft.com/office/word/2010/wordprocessingShape" mc:Ignorable="w14 w15 w16se w16cid w16 w16cex w16sdtdh w16sdtfl w16du wp14">
+<w:numbering xmlns:wpc="http://schemas.microsoft.com/office/word/2010/wordprocessingCanvas" xmlns:cx="http://schemas.microsoft.com/office/drawing/2014/chartex" xmlns:cx1="http://schemas.microsoft.com/office/drawing/2015/9/8/chartex" xmlns:cx2="http://schemas.microsoft.com/office/drawing/2015/10/21/chartex" xmlns:cx3="http://schemas.microsoft.com/office/drawing/2016/5/9/chartex" xmlns:cx4="http://schemas.microsoft.com/office/drawing/2016/5/10/chartex" xmlns:cx5="http://schemas.microsoft.com/office/drawing/2016/5/11/chartex" xmlns:cx6="http://schemas.microsoft.com/office/drawing/2016/5/12/chartex" xmlns:cx7="http://schemas.microsoft.com/office/drawing/2016/5/13/chartex" xmlns:cx8="http://schemas.microsoft.com/office/drawing/2016/5/14/chartex" xmlns:mc="http://schemas.openxmlformats.org/markup-compatibility/2006" xmlns:m="http://schemas.openxmlformats.org/officeDocument/2006/math" xmlns:aink="http://schemas.microsoft.com/office/drawing/2016/ink" xmlns:am3d="http://schemas.microsoft.com/office/drawing/2017/model3d" xmlns:oel="http://schemas.microsoft.com/office/2019/extlst" xmlns:r="http://schemas.openxmlformats.org/officeDocument/2006/relationships" xmlns:wp14="http://schemas.microsoft.com/office/word/2010/wordprocessingDrawing" xmlns:wp="http://schemas.openxmlformats.org/drawingml/2006/wordprocessingDrawing" xmlns:wpg="http://schemas.microsoft.com/office/word/2010/wordprocessingGroup" xmlns:wpi="http://schemas.microsoft.com/office/word/2010/wordprocessingInk" xmlns:wps="http://schemas.microsoft.com/office/word/2010/wordprocessingShape" xmlns:o="urn:schemas-microsoft-com:office:office" xmlns:v="urn:schemas-microsoft-com:vml" xmlns:w10="urn:schemas-microsoft-com:office:word" xmlns:w="http://schemas.openxmlformats.org/wordprocessingml/2006/main" xmlns:w14="http://schemas.microsoft.com/office/word/2010/wordml" xmlns:w15="http://schemas.microsoft.com/office/word/2012/wordml" xmlns:w16cex="http://schemas.microsoft.com/office/word/2018/wordml/cex" xmlns:w16cid="http://schemas.microsoft.com/office/word/2016/wordml/cid" xmlns:w16="http://schemas.microsoft.com/office/word/2018/wordml" xmlns:w16sdtdh="http://schemas.microsoft.com/office/word/2020/wordml/sdtdatahash" xmlns:w16sdtfl="http://schemas.microsoft.com/office/word/2024/wordml/sdtformatlock" xmlns:w16se="http://schemas.microsoft.com/office/word/2015/wordml/symex" xmlns:w16du="http://schemas.microsoft.com/office/word/2023/wordml/word16du" xmlns:wne="http://schemas.microsoft.com/office/word/2006/wordml" mc:Ignorable="w14 w15 w16se w16cid w16 w16cex w16sdtdh w16sdtfl w16du wp14">
   <w:abstractNum w:abstractNumId="0" w15:restartNumberingAfterBreak="0">
     <w:nsid w:val="FFFFFF7C"/>
     <w:multiLevelType w:val="singleLevel"/>
@@ -27555,38 +28887,38 @@
       </w:rPr>
     </w:lvl>
   </w:abstractNum>
-  <w:num w:numId="1" w16cid:durableId="814220462">
+  <w:num w:numId="1" w16cid:durableId="1636712857">
     <w:abstractNumId w:val="8"/>
   </w:num>
-  <w:num w:numId="2" w16cid:durableId="160128244">
+  <w:num w:numId="2" w16cid:durableId="1573079773">
     <w:abstractNumId w:val="6"/>
   </w:num>
-  <w:num w:numId="3" w16cid:durableId="359939126">
+  <w:num w:numId="3" w16cid:durableId="2004701561">
     <w:abstractNumId w:val="5"/>
   </w:num>
-  <w:num w:numId="4" w16cid:durableId="1132284877">
+  <w:num w:numId="4" w16cid:durableId="467824906">
     <w:abstractNumId w:val="4"/>
   </w:num>
-  <w:num w:numId="5" w16cid:durableId="1344816331">
+  <w:num w:numId="5" w16cid:durableId="927731353">
     <w:abstractNumId w:val="7"/>
   </w:num>
-  <w:num w:numId="6" w16cid:durableId="1618873148">
+  <w:num w:numId="6" w16cid:durableId="353850017">
     <w:abstractNumId w:val="3"/>
   </w:num>
-  <w:num w:numId="7" w16cid:durableId="1356925357">
+  <w:num w:numId="7" w16cid:durableId="247691529">
     <w:abstractNumId w:val="2"/>
   </w:num>
-  <w:num w:numId="8" w16cid:durableId="366413900">
+  <w:num w:numId="8" w16cid:durableId="639380103">
     <w:abstractNumId w:val="1"/>
   </w:num>
-  <w:num w:numId="9" w16cid:durableId="780955519">
+  <w:num w:numId="9" w16cid:durableId="1875845440">
     <w:abstractNumId w:val="0"/>
   </w:num>
 </w:numbering>
 </file>
 
 <file path=word/styles.xml><?xml version="1.0" encoding="utf-8"?>
-<w:styles xmlns:mc="http://schemas.openxmlformats.org/markup-compatibility/2006" xmlns:r="http://schemas.openxmlformats.org/officeDocument/2006/relationships" xmlns:w="http://schemas.openxmlformats.org/wordprocessingml/2006/main" xmlns:w14="http://schemas.microsoft.com/office/word/2010/wordml" xmlns:w15="http://schemas.microsoft.com/office/word/2012/wordml" xmlns:w16cex="http://schemas.microsoft.com/office/word/2018/wordml/cex" xmlns:w16cid="http://schemas.microsoft.com/office/word/2016/wordml/cid" xmlns:w16="http://schemas.microsoft.com/office/word/2018/wordml" xmlns:w16du="http://schemas.microsoft.com/office/word/2023/wordml/word16du" xmlns:w16sdtdh="http://schemas.microsoft.com/office/word/2020/wordml/sdtdatahash" xmlns:w16sdtfl="http://schemas.microsoft.com/office/word/2024/wordml/sdtformatlock" xmlns:w16se="http://schemas.microsoft.com/office/word/2015/wordml/symex" mc:Ignorable="w14 w15 w16se w16cid w16 w16cex w16sdtdh w16sdtfl w16du">
+<w:styles xmlns:mc="http://schemas.openxmlformats.org/markup-compatibility/2006" xmlns:r="http://schemas.openxmlformats.org/officeDocument/2006/relationships" xmlns:w="http://schemas.openxmlformats.org/wordprocessingml/2006/main" xmlns:w14="http://schemas.microsoft.com/office/word/2010/wordml" xmlns:w15="http://schemas.microsoft.com/office/word/2012/wordml" xmlns:w16cex="http://schemas.microsoft.com/office/word/2018/wordml/cex" xmlns:w16cid="http://schemas.microsoft.com/office/word/2016/wordml/cid" xmlns:w16="http://schemas.microsoft.com/office/word/2018/wordml" xmlns:w16sdtdh="http://schemas.microsoft.com/office/word/2020/wordml/sdtdatahash" xmlns:w16sdtfl="http://schemas.microsoft.com/office/word/2024/wordml/sdtformatlock" xmlns:w16se="http://schemas.microsoft.com/office/word/2015/wordml/symex" xmlns:w16du="http://schemas.microsoft.com/office/word/2023/wordml/word16du" mc:Ignorable="w14 w15 w16se w16cid w16 w16cex w16sdtdh w16sdtfl w16du">
   <w:docDefaults>
     <w:rPrDefault>
       <w:rPr>
@@ -38976,7 +40308,7 @@
     <w:autoRedefine/>
     <w:uiPriority w:val="39"/>
     <w:unhideWhenUsed/>
-    <w:rsid w:val="003467DD"/>
+    <w:rsid w:val="00367077"/>
     <w:pPr>
       <w:spacing w:after="100"/>
     </w:pPr>
@@ -38988,7 +40320,7 @@
     <w:autoRedefine/>
     <w:uiPriority w:val="39"/>
     <w:unhideWhenUsed/>
-    <w:rsid w:val="003467DD"/>
+    <w:rsid w:val="00367077"/>
     <w:pPr>
       <w:spacing w:after="100"/>
       <w:ind w:left="210"/>
@@ -39001,7 +40333,7 @@
     <w:autoRedefine/>
     <w:uiPriority w:val="39"/>
     <w:unhideWhenUsed/>
-    <w:rsid w:val="003467DD"/>
+    <w:rsid w:val="00367077"/>
     <w:pPr>
       <w:spacing w:after="100"/>
       <w:ind w:left="420"/>
@@ -39012,7 +40344,7 @@
     <w:basedOn w:val="DefaultParagraphFont"/>
     <w:uiPriority w:val="99"/>
     <w:unhideWhenUsed/>
-    <w:rsid w:val="003467DD"/>
+    <w:rsid w:val="00367077"/>
     <w:rPr>
       <w:color w:val="0000FF" w:themeColor="hyperlink"/>
       <w:u w:val="single"/>
